--- a/fuentes/228126_CF08_CFA.docx
+++ b/fuentes/228126_CF08_CFA.docx
@@ -1,6 +1,6 @@
 
 <file path=word/document.xml><?xml version="1.0" encoding="utf-8"?>
-<w:document xmlns:wpc="http://schemas.microsoft.com/office/word/2010/wordprocessingCanvas" xmlns:cx="http://schemas.microsoft.com/office/drawing/2014/chartex" xmlns:cx1="http://schemas.microsoft.com/office/drawing/2015/9/8/chartex" xmlns:cx2="http://schemas.microsoft.com/office/drawing/2015/10/21/chartex" xmlns:cx3="http://schemas.microsoft.com/office/drawing/2016/5/9/chartex" xmlns:cx4="http://schemas.microsoft.com/office/drawing/2016/5/10/chartex" xmlns:cx5="http://schemas.microsoft.com/office/drawing/2016/5/11/chartex" xmlns:cx6="http://schemas.microsoft.com/office/drawing/2016/5/12/chartex" xmlns:cx7="http://schemas.microsoft.com/office/drawing/2016/5/13/chartex" xmlns:cx8="http://schemas.microsoft.com/office/drawing/2016/5/14/chartex" xmlns:mc="http://schemas.openxmlformats.org/markup-compatibility/2006" xmlns:aink="http://schemas.microsoft.com/office/drawing/2016/ink" xmlns:am3d="http://schemas.microsoft.com/office/drawing/2017/model3d" xmlns:o="urn:schemas-microsoft-com:office:office" xmlns:r="http://schemas.openxmlformats.org/officeDocument/2006/relationships" xmlns:m="http://schemas.openxmlformats.org/officeDocument/2006/math" xmlns:v="urn:schemas-microsoft-com:vml" xmlns:wp14="http://schemas.microsoft.com/office/word/2010/wordprocessingDrawing" xmlns:wp="http://schemas.openxmlformats.org/drawingml/2006/wordprocessingDrawing" xmlns:w10="urn:schemas-microsoft-com:office:word" xmlns:w="http://schemas.openxmlformats.org/wordprocessingml/2006/main" xmlns:w14="http://schemas.microsoft.com/office/word/2010/wordml" xmlns:w15="http://schemas.microsoft.com/office/word/2012/wordml" xmlns:w16cex="http://schemas.microsoft.com/office/word/2018/wordml/cex" xmlns:w16cid="http://schemas.microsoft.com/office/word/2016/wordml/cid" xmlns:w16="http://schemas.microsoft.com/office/word/2018/wordml" xmlns:w16se="http://schemas.microsoft.com/office/word/2015/wordml/symex" xmlns:wpg="http://schemas.microsoft.com/office/word/2010/wordprocessingGroup" xmlns:wpi="http://schemas.microsoft.com/office/word/2010/wordprocessingInk" xmlns:wne="http://schemas.microsoft.com/office/word/2006/wordml" xmlns:wps="http://schemas.microsoft.com/office/word/2010/wordprocessingShape" mc:Ignorable="w14 w15 w16se w16cid w16 w16cex wp14">
+<w:document xmlns:wpc="http://schemas.microsoft.com/office/word/2010/wordprocessingCanvas" xmlns:cx="http://schemas.microsoft.com/office/drawing/2014/chartex" xmlns:cx1="http://schemas.microsoft.com/office/drawing/2015/9/8/chartex" xmlns:cx2="http://schemas.microsoft.com/office/drawing/2015/10/21/chartex" xmlns:cx3="http://schemas.microsoft.com/office/drawing/2016/5/9/chartex" xmlns:cx4="http://schemas.microsoft.com/office/drawing/2016/5/10/chartex" xmlns:cx5="http://schemas.microsoft.com/office/drawing/2016/5/11/chartex" xmlns:cx6="http://schemas.microsoft.com/office/drawing/2016/5/12/chartex" xmlns:cx7="http://schemas.microsoft.com/office/drawing/2016/5/13/chartex" xmlns:cx8="http://schemas.microsoft.com/office/drawing/2016/5/14/chartex" xmlns:mc="http://schemas.openxmlformats.org/markup-compatibility/2006" xmlns:aink="http://schemas.microsoft.com/office/drawing/2016/ink" xmlns:am3d="http://schemas.microsoft.com/office/drawing/2017/model3d" xmlns:o="urn:schemas-microsoft-com:office:office" xmlns:r="http://schemas.openxmlformats.org/officeDocument/2006/relationships" xmlns:m="http://schemas.openxmlformats.org/officeDocument/2006/math" xmlns:v="urn:schemas-microsoft-com:vml" xmlns:wp14="http://schemas.microsoft.com/office/word/2010/wordprocessingDrawing" xmlns:wp="http://schemas.openxmlformats.org/drawingml/2006/wordprocessingDrawing" xmlns:w10="urn:schemas-microsoft-com:office:word" xmlns:w="http://schemas.openxmlformats.org/wordprocessingml/2006/main" xmlns:w14="http://schemas.microsoft.com/office/word/2010/wordml" xmlns:w15="http://schemas.microsoft.com/office/word/2012/wordml" xmlns:w16cex="http://schemas.microsoft.com/office/word/2018/wordml/cex" xmlns:w16cid="http://schemas.microsoft.com/office/word/2016/wordml/cid" xmlns:w16="http://schemas.microsoft.com/office/word/2018/wordml" xmlns:w16sdtdh="http://schemas.microsoft.com/office/word/2020/wordml/sdtdatahash" xmlns:w16se="http://schemas.microsoft.com/office/word/2015/wordml/symex" xmlns:wpg="http://schemas.microsoft.com/office/word/2010/wordprocessingGroup" xmlns:wpi="http://schemas.microsoft.com/office/word/2010/wordprocessingInk" xmlns:wne="http://schemas.microsoft.com/office/word/2006/wordml" xmlns:wps="http://schemas.microsoft.com/office/word/2010/wordprocessingShape" mc:Ignorable="w14 w15 w16se w16cid w16 w16cex w16sdtdh wp14">
   <w:body>
     <w:p>
       <w:pPr>
@@ -205,7 +205,7 @@
               </wp:anchor>
             </w:drawing>
           </mc:Choice>
-          <mc:Fallback xmlns:w16sdtdh="http://schemas.microsoft.com/office/word/2020/wordml/sdtdatahash" xmlns:oel="http://schemas.microsoft.com/office/2019/extlst">
+          <mc:Fallback xmlns:oel="http://schemas.microsoft.com/office/2019/extlst">
             <w:pict>
               <v:rect w14:anchorId="4C256C62" id="Rectángulo 3" o:spid="_x0000_s1026" alt="&quot;&quot;" style="position:absolute;margin-left:-55.95pt;margin-top:26.4pt;width:613.85pt;height:164.25pt;z-index:-251655168;visibility:visible;mso-wrap-style:square;mso-height-percent:0;mso-wrap-distance-left:9pt;mso-wrap-distance-top:0;mso-wrap-distance-right:9pt;mso-wrap-distance-bottom:0;mso-position-horizontal:absolute;mso-position-horizontal-relative:text;mso-position-vertical:absolute;mso-position-vertical-relative:text;mso-height-percent:0;mso-height-relative:margin;v-text-anchor:middle" o:gfxdata="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" fillcolor="#00314d" stroked="f" strokeweight="1pt"/>
             </w:pict>
@@ -502,10 +502,10 @@
         <w:t xml:space="preserve">, comunicación </w:t>
       </w:r>
       <w:r>
-        <w:rPr>
-          <w:rStyle w:val="Extranjerismo"/>
-        </w:rPr>
         <w:t>client</w:t>
+      </w:r>
+      <w:r>
+        <w:t>e</w:t>
       </w:r>
       <w:r>
         <w:rPr>
@@ -514,7 +514,7 @@
           <w:kern w:val="0"/>
           <w14:ligatures w14:val="none"/>
         </w:rPr>
-        <w:t>e-servidor (</w:t>
+        <w:t>-servidor (</w:t>
       </w:r>
       <w:r>
         <w:rPr>
@@ -7231,16 +7231,16 @@
         <w:t xml:space="preserve"> constituye el conjunto de mecanismos, reglas y especificaciones técnicas que regulan la transferencia de información entre </w:t>
       </w:r>
       <w:r>
-        <w:rPr>
-          <w:rStyle w:val="Extranjerismo"/>
-        </w:rPr>
         <w:t>client</w:t>
       </w:r>
       <w:r>
-        <w:rPr>
-          <w:lang w:val="es-419" w:eastAsia="es-CO"/>
-        </w:rPr>
-        <w:t>es y servidores a través de infraestructuras de red. Este flujo de datos debe complementarse con principios rigurosos de diseño visual, ergonomía digital y usabilidad, garantizando que la información se transmita de manera íntegra, eficiente y accesible para cualquier usuario e instrumento de navegación.</w:t>
+        <w:t>es</w:t>
+      </w:r>
+      <w:r>
+        <w:rPr>
+          <w:lang w:val="es-419" w:eastAsia="es-CO"/>
+        </w:rPr>
+        <w:t xml:space="preserve"> y servidores a través de infraestructuras de red. Este flujo de datos debe complementarse con principios rigurosos de diseño visual, ergonomía digital y usabilidad, garantizando que la información se transmita de manera íntegra, eficiente y accesible para cualquier usuario e instrumento de navegación.</w:t>
       </w:r>
     </w:p>
     <w:p>
@@ -7356,19 +7356,11 @@
         <w:t xml:space="preserve">La comunicación síncrona se caracteriza porque el </w:t>
       </w:r>
       <w:r>
-        <w:rPr>
-          <w:rStyle w:val="Extranjerismo"/>
-        </w:rPr>
         <w:t>client</w:t>
       </w:r>
-      <w:proofErr w:type="spellStart"/>
-      <w:r>
-        <w:rPr>
-          <w:lang w:val="es-419" w:eastAsia="es-CO"/>
-        </w:rPr>
+      <w:r>
         <w:t>e</w:t>
       </w:r>
-      <w:proofErr w:type="spellEnd"/>
       <w:r>
         <w:rPr>
           <w:lang w:val="es-419" w:eastAsia="es-CO"/>
@@ -7538,16 +7530,16 @@
         <w:t xml:space="preserve">, estos protocolos establecen la manera en que </w:t>
       </w:r>
       <w:r>
-        <w:rPr>
-          <w:rStyle w:val="Extranjerismo"/>
-        </w:rPr>
         <w:t>client</w:t>
       </w:r>
       <w:r>
-        <w:rPr>
-          <w:lang w:val="es-419" w:eastAsia="es-CO"/>
-        </w:rPr>
-        <w:t xml:space="preserve">es y servidores intercambian solicitudes y respuestas. Entre los principales </w:t>
+        <w:t>e</w:t>
+      </w:r>
+      <w:r>
+        <w:rPr>
+          <w:lang w:val="es-419" w:eastAsia="es-CO"/>
+        </w:rPr>
+        <w:t xml:space="preserve">s y servidores intercambian solicitudes y respuestas. Entre los principales </w:t>
       </w:r>
       <w:r>
         <w:rPr>
@@ -7625,91 +7617,78 @@
         <w:rPr>
           <w:lang w:val="es-419" w:eastAsia="es-CO"/>
         </w:rPr>
-        <w:t xml:space="preserve">HTTP es un protocolo de la capa de aplicación que permite el intercambio de información entre </w:t>
+        <w:t>HTTP es un protocolo de la capa de aplicación que permite el intercambio de información entre</w:t>
+      </w:r>
+      <w:r>
+        <w:t xml:space="preserve"> </w:t>
+      </w:r>
+      <w:r>
+        <w:t>client</w:t>
+      </w:r>
+      <w:r>
+        <w:t>es</w:t>
+      </w:r>
+      <w:r>
+        <w:rPr>
+          <w:lang w:val="es-419" w:eastAsia="es-CO"/>
+        </w:rPr>
+        <w:t xml:space="preserve"> y servidores en la </w:t>
       </w:r>
       <w:r>
         <w:rPr>
           <w:rStyle w:val="Extranjerismo"/>
         </w:rPr>
+        <w:t>web</w:t>
+      </w:r>
+      <w:r>
+        <w:rPr>
+          <w:lang w:val="es-419" w:eastAsia="es-CO"/>
+        </w:rPr>
+        <w:t xml:space="preserve">. Su funcionamiento se basa en un modelo de petición-respuesta: el </w:t>
+      </w:r>
+      <w:r>
         <w:t>client</w:t>
       </w:r>
       <w:r>
-        <w:rPr>
-          <w:lang w:val="es-419" w:eastAsia="es-CO"/>
-        </w:rPr>
-        <w:t xml:space="preserve">es y servidores en la </w:t>
+        <w:t>e</w:t>
+      </w:r>
+      <w:r>
+        <w:rPr>
+          <w:lang w:val="es-419" w:eastAsia="es-CO"/>
+        </w:rPr>
+        <w:t>, generalmente un navegador, envía una solicitud para acceder a un recurso o ejecutar una acción, y el servidor procesa la petición y devuelve una respuesta con la información correspondiente.</w:t>
+      </w:r>
+    </w:p>
+    <w:p>
+      <w:pPr>
+        <w:rPr>
+          <w:lang w:val="es-419" w:eastAsia="es-CO"/>
+        </w:rPr>
+      </w:pPr>
+      <w:r>
+        <w:rPr>
+          <w:lang w:val="es-419" w:eastAsia="es-CO"/>
+        </w:rPr>
+        <w:t>Una de sus principales características es que funciona como un protocolo sin estado (</w:t>
       </w:r>
       <w:r>
         <w:rPr>
           <w:rStyle w:val="Extranjerismo"/>
         </w:rPr>
-        <w:t>web</w:t>
-      </w:r>
-      <w:r>
-        <w:rPr>
-          <w:lang w:val="es-419" w:eastAsia="es-CO"/>
-        </w:rPr>
-        <w:t xml:space="preserve">. Su funcionamiento se basa en un modelo de petición-respuesta: el </w:t>
-      </w:r>
-      <w:r>
-        <w:rPr>
-          <w:rStyle w:val="Extranjerismo"/>
-        </w:rPr>
+        <w:t>stateless</w:t>
+      </w:r>
+      <w:r>
+        <w:rPr>
+          <w:lang w:val="es-419" w:eastAsia="es-CO"/>
+        </w:rPr>
+        <w:t xml:space="preserve">), lo que significa que cada petición se procesa de manera independiente y, por defecto, el servidor no conserva información sobre las solicitudes anteriores. Para comprender cómo HTTP se integra con las diferentes capas que intervienen en la transmisión de datos entre el </w:t>
+      </w:r>
+      <w:r>
         <w:t>client</w:t>
       </w:r>
-      <w:proofErr w:type="spellStart"/>
-      <w:r>
-        <w:rPr>
-          <w:lang w:val="es-419" w:eastAsia="es-CO"/>
-        </w:rPr>
+      <w:r>
         <w:t>e</w:t>
       </w:r>
-      <w:proofErr w:type="spellEnd"/>
-      <w:r>
-        <w:rPr>
-          <w:lang w:val="es-419" w:eastAsia="es-CO"/>
-        </w:rPr>
-        <w:t>, generalmente un navegador, envía una solicitud para acceder a un recurso o ejecutar una acción, y el servidor procesa la petición y devuelve una respuesta con la información correspondiente.</w:t>
-      </w:r>
-    </w:p>
-    <w:p>
-      <w:pPr>
-        <w:rPr>
-          <w:lang w:val="es-419" w:eastAsia="es-CO"/>
-        </w:rPr>
-      </w:pPr>
-      <w:r>
-        <w:rPr>
-          <w:lang w:val="es-419" w:eastAsia="es-CO"/>
-        </w:rPr>
-        <w:t>Una de sus principales características es que funciona como un protocolo sin estado (</w:t>
-      </w:r>
-      <w:r>
-        <w:rPr>
-          <w:rStyle w:val="Extranjerismo"/>
-        </w:rPr>
-        <w:t>stateless</w:t>
-      </w:r>
-      <w:r>
-        <w:rPr>
-          <w:lang w:val="es-419" w:eastAsia="es-CO"/>
-        </w:rPr>
-        <w:t xml:space="preserve">), lo que significa que cada petición se procesa de manera independiente y, por defecto, el servidor no conserva información sobre las solicitudes anteriores. Para comprender cómo HTTP se integra con las diferentes capas que intervienen en la transmisión de datos entre el </w:t>
-      </w:r>
-      <w:r>
-        <w:rPr>
-          <w:rStyle w:val="Extranjerismo"/>
-        </w:rPr>
-        <w:t>client</w:t>
-      </w:r>
-      <w:proofErr w:type="spellStart"/>
-      <w:r>
-        <w:rPr>
-          <w:lang w:val="es-419" w:eastAsia="es-CO"/>
-        </w:rPr>
-        <w:t>e</w:t>
-      </w:r>
-      <w:proofErr w:type="spellEnd"/>
       <w:r>
         <w:rPr>
           <w:lang w:val="es-419" w:eastAsia="es-CO"/>
@@ -7760,10 +7739,10 @@
           <w:lang w:val="es-419" w:eastAsia="es-CO"/>
         </w:rPr>
         <w:drawing>
-          <wp:inline distT="0" distB="0" distL="0" distR="0" wp14:anchorId="20161962" wp14:editId="21C955CB">
-            <wp:extent cx="6324600" cy="3116580"/>
-            <wp:effectExtent l="0" t="0" r="0" b="7620"/>
-            <wp:docPr id="9" name="Imagen 9" descr="Figura 2 que representa el flujo de comunicación entre un cliente o navegador y un servidor web. El diagrama muestra las capas que intervienen en la transmisión de datos: HTTP o HTTPS en la comunicación web, TLS o SSL para el cifrado y TCP/IP para el transporte de la información entre el cliente y el servidor."/>
+          <wp:inline distT="0" distB="0" distL="0" distR="0" wp14:anchorId="73998D58" wp14:editId="2C68CC97">
+            <wp:extent cx="6324600" cy="3114675"/>
+            <wp:effectExtent l="0" t="0" r="0" b="9525"/>
+            <wp:docPr id="3" name="Imagen 3" descr="Figura 2 que representa el flujo de comunicación entre un cliente o navegador y un servidor web. El diagrama muestra las capas que intervienen en la transmisión de datos: HTTP o HTTPS en la comunicación web, TLS o SSL para el cifrado y TCP/IP para el transporte de la información entre el cliente y el servidor."/>
             <wp:cNvGraphicFramePr>
               <a:graphicFrameLocks xmlns:a="http://schemas.openxmlformats.org/drawingml/2006/main" noChangeAspect="1"/>
             </wp:cNvGraphicFramePr>
@@ -7771,7 +7750,7 @@
               <a:graphicData uri="http://schemas.openxmlformats.org/drawingml/2006/picture">
                 <pic:pic xmlns:pic="http://schemas.openxmlformats.org/drawingml/2006/picture">
                   <pic:nvPicPr>
-                    <pic:cNvPr id="9" name="Imagen 9" descr="Figura 2 que representa el flujo de comunicación entre un cliente o navegador y un servidor web. El diagrama muestra las capas que intervienen en la transmisión de datos: HTTP o HTTPS en la comunicación web, TLS o SSL para el cifrado y TCP/IP para el transporte de la información entre el cliente y el servidor."/>
+                    <pic:cNvPr id="3" name="Imagen 3" descr="Figura 2 que representa el flujo de comunicación entre un cliente o navegador y un servidor web. El diagrama muestra las capas que intervienen en la transmisión de datos: HTTP o HTTPS en la comunicación web, TLS o SSL para el cifrado y TCP/IP para el transporte de la información entre el cliente y el servidor."/>
                     <pic:cNvPicPr>
                       <a:picLocks noChangeAspect="1" noChangeArrowheads="1"/>
                     </pic:cNvPicPr>
@@ -7792,7 +7771,7 @@
                   <pic:spPr bwMode="auto">
                     <a:xfrm>
                       <a:off x="0" y="0"/>
-                      <a:ext cx="6324600" cy="3116580"/>
+                      <a:ext cx="6324600" cy="3114675"/>
                     </a:xfrm>
                     <a:prstGeom prst="rect">
                       <a:avLst/>
@@ -7817,11 +7796,6 @@
       </w:pPr>
     </w:p>
     <w:p>
-      <w:pPr>
-        <w:rPr>
-          <w:lang w:val="es-419" w:eastAsia="es-CO"/>
-        </w:rPr>
-      </w:pPr>
       <w:r>
         <w:rPr>
           <w:lang w:val="es-419" w:eastAsia="es-CO"/>
@@ -7829,19 +7803,11 @@
         <w:t xml:space="preserve">Las peticiones HTTP utilizan diferentes métodos para indicar la acción que el </w:t>
       </w:r>
       <w:r>
-        <w:rPr>
-          <w:rStyle w:val="Extranjerismo"/>
-        </w:rPr>
         <w:t>client</w:t>
       </w:r>
-      <w:proofErr w:type="spellStart"/>
-      <w:r>
-        <w:rPr>
-          <w:lang w:val="es-419" w:eastAsia="es-CO"/>
-        </w:rPr>
+      <w:r>
         <w:t>e</w:t>
       </w:r>
-      <w:proofErr w:type="spellEnd"/>
       <w:r>
         <w:rPr>
           <w:lang w:val="es-419" w:eastAsia="es-CO"/>
@@ -8585,10 +8551,10 @@
           <w:lang w:val="es-419" w:eastAsia="es-CO"/>
         </w:rPr>
         <w:drawing>
-          <wp:inline distT="0" distB="0" distL="0" distR="0" wp14:anchorId="58934863" wp14:editId="511C8FB7">
-            <wp:extent cx="6324600" cy="3192780"/>
-            <wp:effectExtent l="0" t="0" r="0" b="7620"/>
-            <wp:docPr id="10" name="Imagen 10" descr="Figura 3 que representa la secuencia del establecimiento de una conexión HTTPS entre el navegador cliente y el servidor web, desde la solicitud inicial y la presentación y validación del certificado digital hasta el intercambio de claves y el establecimiento del canal cifrado."/>
+          <wp:inline distT="0" distB="0" distL="0" distR="0" wp14:anchorId="18AA1C4A" wp14:editId="5FB1A677">
+            <wp:extent cx="6324600" cy="3190875"/>
+            <wp:effectExtent l="0" t="0" r="0" b="9525"/>
+            <wp:docPr id="4" name="Imagen 4" descr="Figura 3 que representa la secuencia del establecimiento de una conexión HTTPS entre el navegador cliente y el servidor web, desde la solicitud inicial y la presentación y validación del certificado digital hasta el intercambio de claves y el establecimiento del canal cifrado."/>
             <wp:cNvGraphicFramePr>
               <a:graphicFrameLocks xmlns:a="http://schemas.openxmlformats.org/drawingml/2006/main" noChangeAspect="1"/>
             </wp:cNvGraphicFramePr>
@@ -8596,7 +8562,7 @@
               <a:graphicData uri="http://schemas.openxmlformats.org/drawingml/2006/picture">
                 <pic:pic xmlns:pic="http://schemas.openxmlformats.org/drawingml/2006/picture">
                   <pic:nvPicPr>
-                    <pic:cNvPr id="10" name="Imagen 10" descr="Figura 3 que representa la secuencia del establecimiento de una conexión HTTPS entre el navegador cliente y el servidor web, desde la solicitud inicial y la presentación y validación del certificado digital hasta el intercambio de claves y el establecimiento del canal cifrado."/>
+                    <pic:cNvPr id="4" name="Imagen 4" descr="Figura 3 que representa la secuencia del establecimiento de una conexión HTTPS entre el navegador cliente y el servidor web, desde la solicitud inicial y la presentación y validación del certificado digital hasta el intercambio de claves y el establecimiento del canal cifrado."/>
                     <pic:cNvPicPr>
                       <a:picLocks noChangeAspect="1" noChangeArrowheads="1"/>
                     </pic:cNvPicPr>
@@ -8617,7 +8583,7 @@
                   <pic:spPr bwMode="auto">
                     <a:xfrm>
                       <a:off x="0" y="0"/>
-                      <a:ext cx="6324600" cy="3192780"/>
+                      <a:ext cx="6324600" cy="3190875"/>
                     </a:xfrm>
                     <a:prstGeom prst="rect">
                       <a:avLst/>
@@ -8654,19 +8620,11 @@
         <w:t xml:space="preserve">La seguridad proporcionada por HTTPS se sustenta en tres pilares fundamentales: el cifrado, la integridad y la autenticación. El cifrado de datos protege la información intercambiada entre el </w:t>
       </w:r>
       <w:r>
-        <w:rPr>
-          <w:rStyle w:val="Extranjerismo"/>
-        </w:rPr>
         <w:t>client</w:t>
       </w:r>
-      <w:proofErr w:type="spellStart"/>
-      <w:r>
-        <w:rPr>
-          <w:lang w:val="es-419" w:eastAsia="es-CO"/>
-        </w:rPr>
+      <w:r>
         <w:t>e</w:t>
       </w:r>
-      <w:proofErr w:type="spellEnd"/>
       <w:r>
         <w:rPr>
           <w:lang w:val="es-419" w:eastAsia="es-CO"/>
@@ -8694,19 +8652,11 @@
         <w:t xml:space="preserve">La integridad de los datos permite verificar que la información no haya sido modificada durante su recorrido entre el </w:t>
       </w:r>
       <w:r>
-        <w:rPr>
-          <w:rStyle w:val="Extranjerismo"/>
-        </w:rPr>
         <w:t>client</w:t>
       </w:r>
-      <w:proofErr w:type="spellStart"/>
-      <w:r>
-        <w:rPr>
-          <w:lang w:val="es-419" w:eastAsia="es-CO"/>
-        </w:rPr>
+      <w:r>
         <w:t>e</w:t>
       </w:r>
-      <w:proofErr w:type="spellEnd"/>
       <w:r>
         <w:rPr>
           <w:lang w:val="es-419" w:eastAsia="es-CO"/>
@@ -8727,19 +8677,11 @@
         <w:t xml:space="preserve">Por su parte, la autenticación permite al </w:t>
       </w:r>
       <w:r>
-        <w:rPr>
-          <w:rStyle w:val="Extranjerismo"/>
-        </w:rPr>
         <w:t>client</w:t>
       </w:r>
-      <w:proofErr w:type="spellStart"/>
-      <w:r>
-        <w:rPr>
-          <w:lang w:val="es-419" w:eastAsia="es-CO"/>
-        </w:rPr>
+      <w:r>
         <w:t>e</w:t>
       </w:r>
-      <w:proofErr w:type="spellEnd"/>
       <w:r>
         <w:rPr>
           <w:lang w:val="es-419" w:eastAsia="es-CO"/>
@@ -9074,11 +9016,19 @@
           <w:lang w:val="es-419" w:eastAsia="es-CO"/>
         </w:rPr>
       </w:pPr>
-      <w:r>
-        <w:rPr>
-          <w:lang w:val="es-419" w:eastAsia="es-CO"/>
-        </w:rPr>
-        <w:t>.contenedor-principal {</w:t>
+      <w:proofErr w:type="gramStart"/>
+      <w:r>
+        <w:rPr>
+          <w:lang w:val="es-419" w:eastAsia="es-CO"/>
+        </w:rPr>
+        <w:t>.contenedor</w:t>
+      </w:r>
+      <w:proofErr w:type="gramEnd"/>
+      <w:r>
+        <w:rPr>
+          <w:lang w:val="es-419" w:eastAsia="es-CO"/>
+        </w:rPr>
+        <w:t>-principal {</w:t>
       </w:r>
     </w:p>
     <w:p>
@@ -9267,11 +9217,19 @@
           <w:lang w:val="es-419" w:eastAsia="es-CO"/>
         </w:rPr>
       </w:pPr>
-      <w:r>
-        <w:rPr>
-          <w:lang w:val="es-419" w:eastAsia="es-CO"/>
-        </w:rPr>
-        <w:t>.contenedor-principal {</w:t>
+      <w:proofErr w:type="gramStart"/>
+      <w:r>
+        <w:rPr>
+          <w:lang w:val="es-419" w:eastAsia="es-CO"/>
+        </w:rPr>
+        <w:t>.contenedor</w:t>
+      </w:r>
+      <w:proofErr w:type="gramEnd"/>
+      <w:r>
+        <w:rPr>
+          <w:lang w:val="es-419" w:eastAsia="es-CO"/>
+        </w:rPr>
+        <w:t>-principal {</w:t>
       </w:r>
     </w:p>
     <w:p>
@@ -9394,11 +9352,19 @@
           <w:lang w:val="es-419" w:eastAsia="es-CO"/>
         </w:rPr>
       </w:pPr>
-      <w:r>
-        <w:rPr>
-          <w:lang w:val="es-419" w:eastAsia="es-CO"/>
-        </w:rPr>
-        <w:t>.contenedor-principal {</w:t>
+      <w:proofErr w:type="gramStart"/>
+      <w:r>
+        <w:rPr>
+          <w:lang w:val="es-419" w:eastAsia="es-CO"/>
+        </w:rPr>
+        <w:t>.contenedor</w:t>
+      </w:r>
+      <w:proofErr w:type="gramEnd"/>
+      <w:r>
+        <w:rPr>
+          <w:lang w:val="es-419" w:eastAsia="es-CO"/>
+        </w:rPr>
+        <w:t>-principal {</w:t>
       </w:r>
     </w:p>
     <w:p>
@@ -10725,16 +10691,16 @@
         <w:t xml:space="preserve">, integrando la lógica de programación del lado del </w:t>
       </w:r>
       <w:r>
-        <w:rPr>
-          <w:rStyle w:val="Extranjerismo"/>
-        </w:rPr>
         <w:t>client</w:t>
       </w:r>
       <w:r>
-        <w:rPr>
-          <w:lang w:val="es-419" w:eastAsia="es-CO"/>
-        </w:rPr>
-        <w:t>e (</w:t>
+        <w:t>e</w:t>
+      </w:r>
+      <w:r>
+        <w:rPr>
+          <w:lang w:val="es-419" w:eastAsia="es-CO"/>
+        </w:rPr>
+        <w:t xml:space="preserve"> (</w:t>
       </w:r>
       <w:r>
         <w:rPr>
@@ -11094,7 +11060,14 @@
           <w:b/>
           <w:bCs/>
         </w:rPr>
-        <w:t xml:space="preserve">e </w:t>
+        <w:t>e</w:t>
+      </w:r>
+      <w:r>
+        <w:rPr>
+          <w:b/>
+          <w:bCs/>
+        </w:rPr>
+        <w:t xml:space="preserve"> </w:t>
       </w:r>
       <w:r>
         <w:rPr>
@@ -11111,19 +11084,11 @@
         <w:t xml:space="preserve"> Programación imperativa o funcional para gestionar el estado de la interfaz, el procesamiento de eventos, la validación de formularios en el </w:t>
       </w:r>
       <w:r>
-        <w:rPr>
-          <w:rStyle w:val="Extranjerismo"/>
-        </w:rPr>
         <w:t>client</w:t>
       </w:r>
-      <w:proofErr w:type="spellStart"/>
-      <w:r>
-        <w:rPr>
-          <w:lang w:val="es-419" w:eastAsia="es-CO"/>
-        </w:rPr>
+      <w:r>
         <w:t>e</w:t>
       </w:r>
-      <w:proofErr w:type="spellEnd"/>
       <w:r>
         <w:rPr>
           <w:lang w:val="es-419" w:eastAsia="es-CO"/>
@@ -11368,19 +11333,11 @@
         <w:t xml:space="preserve">La interacción entre estos componentes puede apreciarse en el flujo de una solicitud desde el </w:t>
       </w:r>
       <w:r>
-        <w:rPr>
-          <w:rStyle w:val="Extranjerismo"/>
-        </w:rPr>
         <w:t>client</w:t>
       </w:r>
-      <w:proofErr w:type="spellStart"/>
-      <w:r>
-        <w:rPr>
-          <w:lang w:val="es-419" w:eastAsia="es-CO"/>
-        </w:rPr>
+      <w:r>
         <w:t>e</w:t>
       </w:r>
-      <w:proofErr w:type="spellEnd"/>
       <w:r>
         <w:rPr>
           <w:lang w:val="es-419" w:eastAsia="es-CO"/>
@@ -11408,16 +11365,16 @@
         <w:t xml:space="preserve">iagrama de interacción </w:t>
       </w:r>
       <w:r>
-        <w:rPr>
-          <w:rStyle w:val="Extranjerismo"/>
-        </w:rPr>
         <w:t>client</w:t>
       </w:r>
       <w:r>
+        <w:t>e</w:t>
+      </w:r>
+      <w:r>
         <w:rPr>
           <w:lang w:val="es-419"/>
         </w:rPr>
-        <w:t>e - API REST - base de datos</w:t>
+        <w:t xml:space="preserve"> - API REST - base de datos</w:t>
       </w:r>
     </w:p>
     <w:p>
@@ -11433,10 +11390,10 @@
           <w:lang w:val="es-419" w:eastAsia="es-CO"/>
         </w:rPr>
         <w:drawing>
-          <wp:inline distT="0" distB="0" distL="0" distR="0" wp14:anchorId="6127893E" wp14:editId="2DD8EA07">
-            <wp:extent cx="6324600" cy="2583180"/>
-            <wp:effectExtent l="0" t="0" r="0" b="7620"/>
-            <wp:docPr id="7" name="Imagen 7" descr="Figura 4 que representa el flujo de comunicación entre un cliente frontend, un servidor backend mediante una API REST y una base de datos SQL. El proceso muestra el envío de una solicitud POST con datos JSON, la validación del token JWT y el procesamiento de la lógica en el servidor, la inserción de datos mediante SQL, la confirmación de la operación y la respuesta HTTP 201 Created enviada al cliente."/>
+          <wp:inline distT="0" distB="0" distL="0" distR="0" wp14:anchorId="7BC062D3" wp14:editId="6B1C86D9">
+            <wp:extent cx="6324600" cy="2581275"/>
+            <wp:effectExtent l="0" t="0" r="0" b="9525"/>
+            <wp:docPr id="5" name="Imagen 5" descr="Figura 4 que representa el flujo de comunicación entre un cliente frontend, un servidor backend mediante una API REST y una base de datos SQL. El proceso muestra el envío de una solicitud POST con datos JSON, la validación del token JWT y el procesamiento de la lógica en el servidor, la inserción de datos mediante SQL, la confirmación de la operación y la respuesta HTTP 201 Created enviada al cliente."/>
             <wp:cNvGraphicFramePr>
               <a:graphicFrameLocks xmlns:a="http://schemas.openxmlformats.org/drawingml/2006/main" noChangeAspect="1"/>
             </wp:cNvGraphicFramePr>
@@ -11444,7 +11401,7 @@
               <a:graphicData uri="http://schemas.openxmlformats.org/drawingml/2006/picture">
                 <pic:pic xmlns:pic="http://schemas.openxmlformats.org/drawingml/2006/picture">
                   <pic:nvPicPr>
-                    <pic:cNvPr id="7" name="Imagen 7" descr="Figura 4 que representa el flujo de comunicación entre un cliente frontend, un servidor backend mediante una API REST y una base de datos SQL. El proceso muestra el envío de una solicitud POST con datos JSON, la validación del token JWT y el procesamiento de la lógica en el servidor, la inserción de datos mediante SQL, la confirmación de la operación y la respuesta HTTP 201 Created enviada al cliente."/>
+                    <pic:cNvPr id="5" name="Imagen 5" descr="Figura 4 que representa el flujo de comunicación entre un cliente frontend, un servidor backend mediante una API REST y una base de datos SQL. El proceso muestra el envío de una solicitud POST con datos JSON, la validación del token JWT y el procesamiento de la lógica en el servidor, la inserción de datos mediante SQL, la confirmación de la operación y la respuesta HTTP 201 Created enviada al cliente."/>
                     <pic:cNvPicPr>
                       <a:picLocks noChangeAspect="1" noChangeArrowheads="1"/>
                     </pic:cNvPicPr>
@@ -11465,7 +11422,7 @@
                   <pic:spPr bwMode="auto">
                     <a:xfrm>
                       <a:off x="0" y="0"/>
-                      <a:ext cx="6324600" cy="2583180"/>
+                      <a:ext cx="6324600" cy="2581275"/>
                     </a:xfrm>
                     <a:prstGeom prst="rect">
                       <a:avLst/>
@@ -12292,6 +12249,7 @@
         <w:t xml:space="preserve"> </w:t>
       </w:r>
       <w:proofErr w:type="spellStart"/>
+      <w:proofErr w:type="gramStart"/>
       <w:r>
         <w:rPr>
           <w:lang w:val="es-419" w:eastAsia="es-CO"/>
@@ -12305,6 +12263,7 @@
         </w:rPr>
         <w:t xml:space="preserve"> .</w:t>
       </w:r>
+      <w:proofErr w:type="gramEnd"/>
     </w:p>
     <w:p>
       <w:pPr>
@@ -12322,6 +12281,7 @@
     </w:p>
     <w:p>
       <w:pPr>
+        <w:ind w:left="708" w:firstLine="1"/>
         <w:rPr>
           <w:lang w:val="es-419" w:eastAsia="es-CO"/>
         </w:rPr>
@@ -14240,16 +14200,83 @@
         <w:t xml:space="preserve">, arquitecturas </w:t>
       </w:r>
       <w:r>
+        <w:t>client</w:t>
+      </w:r>
+      <w:r>
+        <w:t>e</w:t>
+      </w:r>
+      <w:r>
+        <w:rPr>
+          <w:lang w:val="es-419" w:eastAsia="es-CO"/>
+        </w:rPr>
+        <w:t>-servidor y protocolos de comunicación para aprendices SENA."&gt;</w:t>
+      </w:r>
+    </w:p>
+    <w:p>
+      <w:pPr>
+        <w:rPr>
+          <w:lang w:val="es-419" w:eastAsia="es-CO"/>
+        </w:rPr>
+      </w:pPr>
+      <w:r>
+        <w:rPr>
+          <w:lang w:val="es-419" w:eastAsia="es-CO"/>
+        </w:rPr>
+        <w:t xml:space="preserve">&lt;meta </w:t>
+      </w:r>
+      <w:proofErr w:type="spellStart"/>
+      <w:r>
+        <w:rPr>
+          <w:lang w:val="es-419" w:eastAsia="es-CO"/>
+        </w:rPr>
+        <w:t>name</w:t>
+      </w:r>
+      <w:proofErr w:type="spellEnd"/>
+      <w:r>
+        <w:rPr>
+          <w:lang w:val="es-419" w:eastAsia="es-CO"/>
+        </w:rPr>
+        <w:t>="</w:t>
+      </w:r>
+      <w:proofErr w:type="spellStart"/>
+      <w:r>
+        <w:rPr>
+          <w:lang w:val="es-419" w:eastAsia="es-CO"/>
+        </w:rPr>
+        <w:t>keywords</w:t>
+      </w:r>
+      <w:proofErr w:type="spellEnd"/>
+      <w:r>
+        <w:rPr>
+          <w:lang w:val="es-419" w:eastAsia="es-CO"/>
+        </w:rPr>
+        <w:t xml:space="preserve">" </w:t>
+      </w:r>
+      <w:proofErr w:type="spellStart"/>
+      <w:r>
+        <w:rPr>
+          <w:lang w:val="es-419" w:eastAsia="es-CO"/>
+        </w:rPr>
+        <w:t>content</w:t>
+      </w:r>
+      <w:proofErr w:type="spellEnd"/>
+      <w:r>
+        <w:rPr>
+          <w:lang w:val="es-419" w:eastAsia="es-CO"/>
+        </w:rPr>
+        <w:t xml:space="preserve">="desarrollo </w:t>
+      </w:r>
+      <w:r>
         <w:rPr>
           <w:rStyle w:val="Extranjerismo"/>
         </w:rPr>
-        <w:t>client</w:t>
-      </w:r>
-      <w:r>
-        <w:rPr>
-          <w:lang w:val="es-419" w:eastAsia="es-CO"/>
-        </w:rPr>
-        <w:t>e-servidor y protocolos de comunicación para aprendices SENA."&gt;</w:t>
+        <w:t>web</w:t>
+      </w:r>
+      <w:r>
+        <w:rPr>
+          <w:lang w:val="es-419" w:eastAsia="es-CO"/>
+        </w:rPr>
+        <w:t>, HTML5, CSS3, JavaScript, interoperabilidad, protocolos, SENA"&gt;</w:t>
       </w:r>
     </w:p>
     <w:p>
@@ -14283,7 +14310,7 @@
         <w:rPr>
           <w:lang w:val="es-419" w:eastAsia="es-CO"/>
         </w:rPr>
-        <w:t>keywords</w:t>
+        <w:t>author</w:t>
       </w:r>
       <w:proofErr w:type="spellEnd"/>
       <w:r>
@@ -14304,7 +14331,99 @@
         <w:rPr>
           <w:lang w:val="es-419" w:eastAsia="es-CO"/>
         </w:rPr>
-        <w:t xml:space="preserve">="desarrollo </w:t>
+        <w:t>="Servicio Nacional de Aprendizaje - SENA"&gt;</w:t>
+      </w:r>
+    </w:p>
+    <w:p>
+      <w:pPr>
+        <w:rPr>
+          <w:lang w:val="es-419" w:eastAsia="es-CO"/>
+        </w:rPr>
+      </w:pPr>
+      <w:proofErr w:type="gramStart"/>
+      <w:r>
+        <w:rPr>
+          <w:lang w:val="es-419" w:eastAsia="es-CO"/>
+        </w:rPr>
+        <w:t>&lt;!--</w:t>
+      </w:r>
+      <w:proofErr w:type="gramEnd"/>
+      <w:r>
+        <w:rPr>
+          <w:lang w:val="es-419" w:eastAsia="es-CO"/>
+        </w:rPr>
+        <w:t xml:space="preserve"> Protocolo Open </w:t>
+      </w:r>
+      <w:proofErr w:type="spellStart"/>
+      <w:r>
+        <w:rPr>
+          <w:lang w:val="es-419" w:eastAsia="es-CO"/>
+        </w:rPr>
+        <w:t>Graph</w:t>
+      </w:r>
+      <w:proofErr w:type="spellEnd"/>
+      <w:r>
+        <w:rPr>
+          <w:lang w:val="es-419" w:eastAsia="es-CO"/>
+        </w:rPr>
+        <w:t xml:space="preserve"> para redes sociales --&gt;</w:t>
+      </w:r>
+    </w:p>
+    <w:p>
+      <w:pPr>
+        <w:rPr>
+          <w:lang w:val="es-419" w:eastAsia="es-CO"/>
+        </w:rPr>
+      </w:pPr>
+      <w:r>
+        <w:rPr>
+          <w:lang w:val="es-419" w:eastAsia="es-CO"/>
+        </w:rPr>
+        <w:t xml:space="preserve">&lt;meta </w:t>
+      </w:r>
+      <w:proofErr w:type="spellStart"/>
+      <w:r>
+        <w:rPr>
+          <w:lang w:val="es-419" w:eastAsia="es-CO"/>
+        </w:rPr>
+        <w:t>property</w:t>
+      </w:r>
+      <w:proofErr w:type="spellEnd"/>
+      <w:r>
+        <w:rPr>
+          <w:lang w:val="es-419" w:eastAsia="es-CO"/>
+        </w:rPr>
+        <w:t>="</w:t>
+      </w:r>
+      <w:proofErr w:type="spellStart"/>
+      <w:proofErr w:type="gramStart"/>
+      <w:r>
+        <w:rPr>
+          <w:lang w:val="es-419" w:eastAsia="es-CO"/>
+        </w:rPr>
+        <w:t>og:title</w:t>
+      </w:r>
+      <w:proofErr w:type="spellEnd"/>
+      <w:proofErr w:type="gramEnd"/>
+      <w:r>
+        <w:rPr>
+          <w:lang w:val="es-419" w:eastAsia="es-CO"/>
+        </w:rPr>
+        <w:t xml:space="preserve">" </w:t>
+      </w:r>
+      <w:proofErr w:type="spellStart"/>
+      <w:r>
+        <w:rPr>
+          <w:lang w:val="es-419" w:eastAsia="es-CO"/>
+        </w:rPr>
+        <w:t>content</w:t>
+      </w:r>
+      <w:proofErr w:type="spellEnd"/>
+      <w:r>
+        <w:rPr>
+          <w:lang w:val="es-419" w:eastAsia="es-CO"/>
+        </w:rPr>
+        <w:t xml:space="preserve">="Fundamentos para el desarrollo de aplicaciones </w:t>
       </w:r>
       <w:r>
         <w:rPr>
@@ -14316,7 +14435,7 @@
         <w:rPr>
           <w:lang w:val="es-419" w:eastAsia="es-CO"/>
         </w:rPr>
-        <w:t>, HTML5, CSS3, JavaScript, interoperabilidad, protocolos, SENA"&gt;</w:t>
+        <w:t>"&gt;</w:t>
       </w:r>
     </w:p>
     <w:p>
@@ -14336,7 +14455,7 @@
         <w:rPr>
           <w:lang w:val="es-419" w:eastAsia="es-CO"/>
         </w:rPr>
-        <w:t>name</w:t>
+        <w:t>property</w:t>
       </w:r>
       <w:proofErr w:type="spellEnd"/>
       <w:r>
@@ -14346,13 +14465,15 @@
         <w:t>="</w:t>
       </w:r>
       <w:proofErr w:type="spellStart"/>
-      <w:r>
-        <w:rPr>
-          <w:lang w:val="es-419" w:eastAsia="es-CO"/>
-        </w:rPr>
-        <w:t>author</w:t>
+      <w:proofErr w:type="gramStart"/>
+      <w:r>
+        <w:rPr>
+          <w:lang w:val="es-419" w:eastAsia="es-CO"/>
+        </w:rPr>
+        <w:t>og:description</w:t>
       </w:r>
       <w:proofErr w:type="spellEnd"/>
+      <w:proofErr w:type="gramEnd"/>
       <w:r>
         <w:rPr>
           <w:lang w:val="es-419" w:eastAsia="es-CO"/>
@@ -14371,90 +14492,77 @@
         <w:rPr>
           <w:lang w:val="es-419" w:eastAsia="es-CO"/>
         </w:rPr>
-        <w:t>="Servicio Nacional de Aprendizaje - SENA"&gt;</w:t>
-      </w:r>
-    </w:p>
-    <w:p>
-      <w:pPr>
-        <w:rPr>
-          <w:lang w:val="es-419" w:eastAsia="es-CO"/>
-        </w:rPr>
-      </w:pPr>
-      <w:r>
-        <w:rPr>
-          <w:lang w:val="es-419" w:eastAsia="es-CO"/>
-        </w:rPr>
-        <w:t xml:space="preserve">&lt;!-- Protocolo Open </w:t>
+        <w:t xml:space="preserve">="Aprenda las técnicas de interoperabilidad y protocolos técnicos en desarrollo </w:t>
+      </w:r>
+      <w:r>
+        <w:rPr>
+          <w:rStyle w:val="Extranjerismo"/>
+        </w:rPr>
+        <w:t>web</w:t>
+      </w:r>
+      <w:r>
+        <w:rPr>
+          <w:lang w:val="es-419" w:eastAsia="es-CO"/>
+        </w:rPr>
+        <w:t>."&gt;</w:t>
+      </w:r>
+    </w:p>
+    <w:p>
+      <w:pPr>
+        <w:rPr>
+          <w:lang w:val="es-419" w:eastAsia="es-CO"/>
+        </w:rPr>
+      </w:pPr>
+      <w:r>
+        <w:rPr>
+          <w:lang w:val="es-419" w:eastAsia="es-CO"/>
+        </w:rPr>
+        <w:t xml:space="preserve">&lt;meta </w:t>
       </w:r>
       <w:proofErr w:type="spellStart"/>
       <w:r>
         <w:rPr>
           <w:lang w:val="es-419" w:eastAsia="es-CO"/>
         </w:rPr>
-        <w:t>Graph</w:t>
+        <w:t>property</w:t>
       </w:r>
       <w:proofErr w:type="spellEnd"/>
       <w:r>
         <w:rPr>
           <w:lang w:val="es-419" w:eastAsia="es-CO"/>
         </w:rPr>
-        <w:t xml:space="preserve"> para redes sociales --&gt;</w:t>
-      </w:r>
-    </w:p>
-    <w:p>
-      <w:pPr>
-        <w:rPr>
-          <w:lang w:val="es-419" w:eastAsia="es-CO"/>
-        </w:rPr>
-      </w:pPr>
-      <w:r>
-        <w:rPr>
-          <w:lang w:val="es-419" w:eastAsia="es-CO"/>
-        </w:rPr>
-        <w:t xml:space="preserve">&lt;meta </w:t>
+        <w:t>="</w:t>
       </w:r>
       <w:proofErr w:type="spellStart"/>
-      <w:r>
-        <w:rPr>
-          <w:lang w:val="es-419" w:eastAsia="es-CO"/>
-        </w:rPr>
-        <w:t>property</w:t>
+      <w:proofErr w:type="gramStart"/>
+      <w:r>
+        <w:rPr>
+          <w:lang w:val="es-419" w:eastAsia="es-CO"/>
+        </w:rPr>
+        <w:t>og:type</w:t>
       </w:r>
       <w:proofErr w:type="spellEnd"/>
+      <w:proofErr w:type="gramEnd"/>
+      <w:r>
+        <w:rPr>
+          <w:lang w:val="es-419" w:eastAsia="es-CO"/>
+        </w:rPr>
+        <w:t xml:space="preserve">" </w:t>
+      </w:r>
+      <w:proofErr w:type="spellStart"/>
+      <w:r>
+        <w:rPr>
+          <w:lang w:val="es-419" w:eastAsia="es-CO"/>
+        </w:rPr>
+        <w:t>content</w:t>
+      </w:r>
+      <w:proofErr w:type="spellEnd"/>
       <w:r>
         <w:rPr>
           <w:lang w:val="es-419" w:eastAsia="es-CO"/>
         </w:rPr>
         <w:t>="</w:t>
       </w:r>
-      <w:proofErr w:type="spellStart"/>
-      <w:r>
-        <w:rPr>
-          <w:lang w:val="es-419" w:eastAsia="es-CO"/>
-        </w:rPr>
-        <w:t>og:title</w:t>
-      </w:r>
-      <w:proofErr w:type="spellEnd"/>
-      <w:r>
-        <w:rPr>
-          <w:lang w:val="es-419" w:eastAsia="es-CO"/>
-        </w:rPr>
-        <w:t xml:space="preserve">" </w:t>
-      </w:r>
-      <w:proofErr w:type="spellStart"/>
-      <w:r>
-        <w:rPr>
-          <w:lang w:val="es-419" w:eastAsia="es-CO"/>
-        </w:rPr>
-        <w:t>content</w:t>
-      </w:r>
-      <w:proofErr w:type="spellEnd"/>
-      <w:r>
-        <w:rPr>
-          <w:lang w:val="es-419" w:eastAsia="es-CO"/>
-        </w:rPr>
-        <w:t xml:space="preserve">="Fundamentos para el desarrollo de aplicaciones </w:t>
-      </w:r>
       <w:r>
         <w:rPr>
           <w:rStyle w:val="Extranjerismo"/>
@@ -14465,149 +14573,7 @@
         <w:rPr>
           <w:lang w:val="es-419" w:eastAsia="es-CO"/>
         </w:rPr>
-        <w:t>"&gt;</w:t>
-      </w:r>
-    </w:p>
-    <w:p>
-      <w:pPr>
-        <w:rPr>
-          <w:lang w:val="es-419" w:eastAsia="es-CO"/>
-        </w:rPr>
-      </w:pPr>
-      <w:r>
-        <w:rPr>
-          <w:lang w:val="es-419" w:eastAsia="es-CO"/>
-        </w:rPr>
-        <w:t xml:space="preserve">&lt;meta </w:t>
-      </w:r>
-      <w:proofErr w:type="spellStart"/>
-      <w:r>
-        <w:rPr>
-          <w:lang w:val="es-419" w:eastAsia="es-CO"/>
-        </w:rPr>
-        <w:t>property</w:t>
-      </w:r>
-      <w:proofErr w:type="spellEnd"/>
-      <w:r>
-        <w:rPr>
-          <w:lang w:val="es-419" w:eastAsia="es-CO"/>
-        </w:rPr>
-        <w:t>="</w:t>
-      </w:r>
-      <w:proofErr w:type="spellStart"/>
-      <w:r>
-        <w:rPr>
-          <w:lang w:val="es-419" w:eastAsia="es-CO"/>
-        </w:rPr>
-        <w:t>og:description</w:t>
-      </w:r>
-      <w:proofErr w:type="spellEnd"/>
-      <w:r>
-        <w:rPr>
-          <w:lang w:val="es-419" w:eastAsia="es-CO"/>
-        </w:rPr>
-        <w:t xml:space="preserve">" </w:t>
-      </w:r>
-      <w:proofErr w:type="spellStart"/>
-      <w:r>
-        <w:rPr>
-          <w:lang w:val="es-419" w:eastAsia="es-CO"/>
-        </w:rPr>
-        <w:t>content</w:t>
-      </w:r>
-      <w:proofErr w:type="spellEnd"/>
-      <w:r>
-        <w:rPr>
-          <w:lang w:val="es-419" w:eastAsia="es-CO"/>
-        </w:rPr>
-        <w:t xml:space="preserve">="Aprenda las técnicas de interoperabilidad y protocolos técnicos en desarrollo </w:t>
-      </w:r>
-      <w:r>
-        <w:rPr>
-          <w:rStyle w:val="Extranjerismo"/>
-        </w:rPr>
-        <w:t>web</w:t>
-      </w:r>
-      <w:r>
-        <w:rPr>
-          <w:lang w:val="es-419" w:eastAsia="es-CO"/>
-        </w:rPr>
-        <w:t>."&gt;</w:t>
-      </w:r>
-    </w:p>
-    <w:p>
-      <w:pPr>
-        <w:rPr>
-          <w:lang w:val="es-419" w:eastAsia="es-CO"/>
-        </w:rPr>
-      </w:pPr>
-      <w:r>
-        <w:rPr>
-          <w:lang w:val="es-419" w:eastAsia="es-CO"/>
-        </w:rPr>
-        <w:t xml:space="preserve">&lt;meta </w:t>
-      </w:r>
-      <w:proofErr w:type="spellStart"/>
-      <w:r>
-        <w:rPr>
-          <w:lang w:val="es-419" w:eastAsia="es-CO"/>
-        </w:rPr>
-        <w:t>property</w:t>
-      </w:r>
-      <w:proofErr w:type="spellEnd"/>
-      <w:r>
-        <w:rPr>
-          <w:lang w:val="es-419" w:eastAsia="es-CO"/>
-        </w:rPr>
-        <w:t>="</w:t>
-      </w:r>
-      <w:proofErr w:type="spellStart"/>
-      <w:r>
-        <w:rPr>
-          <w:lang w:val="es-419" w:eastAsia="es-CO"/>
-        </w:rPr>
-        <w:t>og:type</w:t>
-      </w:r>
-      <w:proofErr w:type="spellEnd"/>
-      <w:r>
-        <w:rPr>
-          <w:lang w:val="es-419" w:eastAsia="es-CO"/>
-        </w:rPr>
-        <w:t xml:space="preserve">" </w:t>
-      </w:r>
-      <w:proofErr w:type="spellStart"/>
-      <w:r>
-        <w:rPr>
-          <w:lang w:val="es-419" w:eastAsia="es-CO"/>
-        </w:rPr>
-        <w:t>content</w:t>
-      </w:r>
-      <w:proofErr w:type="spellEnd"/>
-      <w:r>
-        <w:rPr>
-          <w:lang w:val="es-419" w:eastAsia="es-CO"/>
-        </w:rPr>
-        <w:t>="</w:t>
-      </w:r>
-      <w:r>
-        <w:rPr>
-          <w:rStyle w:val="Extranjerismo"/>
-        </w:rPr>
-        <w:t>web</w:t>
-      </w:r>
-      <w:proofErr w:type="spellStart"/>
-      <w:r>
-        <w:rPr>
-          <w:lang w:val="es-419" w:eastAsia="es-CO"/>
-        </w:rPr>
-        <w:t>site</w:t>
-      </w:r>
-      <w:proofErr w:type="spellEnd"/>
-      <w:r>
-        <w:rPr>
-          <w:lang w:val="es-419" w:eastAsia="es-CO"/>
-        </w:rPr>
-        <w:t>"&gt;</w:t>
+        <w:t>site"&gt;</w:t>
       </w:r>
     </w:p>
     <w:p>
@@ -15878,23 +15844,13 @@
           <w:lang w:val="es-419" w:eastAsia="es-CO"/>
         </w:rPr>
       </w:pPr>
-      <w:proofErr w:type="spellStart"/>
-      <w:r>
-        <w:rPr>
-          <w:b/>
-          <w:bCs/>
-          <w:lang w:val="es-419" w:eastAsia="es-CO"/>
-        </w:rPr>
-        <w:t>Cumulative</w:t>
-      </w:r>
-      <w:proofErr w:type="spellEnd"/>
-      <w:r>
-        <w:rPr>
-          <w:b/>
-          <w:bCs/>
-          <w:lang w:val="es-419" w:eastAsia="es-CO"/>
-        </w:rPr>
-        <w:t xml:space="preserve"> </w:t>
+      <w:r>
+        <w:rPr>
+          <w:b/>
+          <w:bCs/>
+          <w:lang w:val="es-419" w:eastAsia="es-CO"/>
+        </w:rPr>
+        <w:t xml:space="preserve">Cumulative </w:t>
       </w:r>
       <w:proofErr w:type="spellStart"/>
       <w:r>
@@ -16737,13 +16693,13 @@
               <w:t xml:space="preserve">validación instantánea en el </w:t>
             </w:r>
             <w:r>
-              <w:rPr>
-                <w:rStyle w:val="Extranjerismo"/>
-              </w:rPr>
               <w:t>client</w:t>
             </w:r>
             <w:r>
-              <w:t>e.</w:t>
+              <w:t>e</w:t>
+            </w:r>
+            <w:r>
+              <w:t>.</w:t>
             </w:r>
           </w:p>
         </w:tc>
@@ -17523,36 +17479,20 @@
       </w:r>
       <w:proofErr w:type="spellEnd"/>
       <w:r>
-        <w:t xml:space="preserve"> </w:t>
+        <w:t xml:space="preserve"> Guides. Mozilla.</w:t>
+      </w:r>
+    </w:p>
+    <w:p>
+      <w:r>
+        <w:t xml:space="preserve">NGINX. (s. f.). </w:t>
       </w:r>
       <w:proofErr w:type="spellStart"/>
       <w:r>
-        <w:t>Guides</w:t>
+        <w:t>Beginner’s</w:t>
       </w:r>
       <w:proofErr w:type="spellEnd"/>
       <w:r>
-        <w:t>. Mozilla.</w:t>
-      </w:r>
-    </w:p>
-    <w:p>
-      <w:r>
-        <w:t xml:space="preserve">NGINX. (s. f.). </w:t>
-      </w:r>
-      <w:proofErr w:type="spellStart"/>
-      <w:r>
-        <w:t>Beginner’s</w:t>
-      </w:r>
-      <w:proofErr w:type="spellEnd"/>
-      <w:r>
-        <w:t xml:space="preserve"> </w:t>
-      </w:r>
-      <w:proofErr w:type="spellStart"/>
-      <w:r>
-        <w:t>Guide</w:t>
-      </w:r>
-      <w:proofErr w:type="spellEnd"/>
-      <w:r>
-        <w:t xml:space="preserve">. NGINX </w:t>
+        <w:t xml:space="preserve"> Guide. NGINX </w:t>
       </w:r>
       <w:proofErr w:type="spellStart"/>
       <w:r>
@@ -18145,7 +18085,7 @@
 </file>
 
 <file path=word/endnotes.xml><?xml version="1.0" encoding="utf-8"?>
-<w:endnotes xmlns:wpc="http://schemas.microsoft.com/office/word/2010/wordprocessingCanvas" xmlns:cx="http://schemas.microsoft.com/office/drawing/2014/chartex" xmlns:cx1="http://schemas.microsoft.com/office/drawing/2015/9/8/chartex" xmlns:cx2="http://schemas.microsoft.com/office/drawing/2015/10/21/chartex" xmlns:cx3="http://schemas.microsoft.com/office/drawing/2016/5/9/chartex" xmlns:cx4="http://schemas.microsoft.com/office/drawing/2016/5/10/chartex" xmlns:cx5="http://schemas.microsoft.com/office/drawing/2016/5/11/chartex" xmlns:cx6="http://schemas.microsoft.com/office/drawing/2016/5/12/chartex" xmlns:cx7="http://schemas.microsoft.com/office/drawing/2016/5/13/chartex" xmlns:cx8="http://schemas.microsoft.com/office/drawing/2016/5/14/chartex" xmlns:mc="http://schemas.openxmlformats.org/markup-compatibility/2006" xmlns:aink="http://schemas.microsoft.com/office/drawing/2016/ink" xmlns:am3d="http://schemas.microsoft.com/office/drawing/2017/model3d" xmlns:o="urn:schemas-microsoft-com:office:office" xmlns:r="http://schemas.openxmlformats.org/officeDocument/2006/relationships" xmlns:m="http://schemas.openxmlformats.org/officeDocument/2006/math" xmlns:v="urn:schemas-microsoft-com:vml" xmlns:wp14="http://schemas.microsoft.com/office/word/2010/wordprocessingDrawing" xmlns:wp="http://schemas.openxmlformats.org/drawingml/2006/wordprocessingDrawing" xmlns:w10="urn:schemas-microsoft-com:office:word" xmlns:w="http://schemas.openxmlformats.org/wordprocessingml/2006/main" xmlns:w14="http://schemas.microsoft.com/office/word/2010/wordml" xmlns:w15="http://schemas.microsoft.com/office/word/2012/wordml" xmlns:w16cex="http://schemas.microsoft.com/office/word/2018/wordml/cex" xmlns:w16cid="http://schemas.microsoft.com/office/word/2016/wordml/cid" xmlns:w16="http://schemas.microsoft.com/office/word/2018/wordml" xmlns:w16se="http://schemas.microsoft.com/office/word/2015/wordml/symex" xmlns:wpg="http://schemas.microsoft.com/office/word/2010/wordprocessingGroup" xmlns:wpi="http://schemas.microsoft.com/office/word/2010/wordprocessingInk" xmlns:wne="http://schemas.microsoft.com/office/word/2006/wordml" xmlns:wps="http://schemas.microsoft.com/office/word/2010/wordprocessingShape" mc:Ignorable="w14 w15 w16se w16cid w16 w16cex wp14">
+<w:endnotes xmlns:wpc="http://schemas.microsoft.com/office/word/2010/wordprocessingCanvas" xmlns:cx="http://schemas.microsoft.com/office/drawing/2014/chartex" xmlns:cx1="http://schemas.microsoft.com/office/drawing/2015/9/8/chartex" xmlns:cx2="http://schemas.microsoft.com/office/drawing/2015/10/21/chartex" xmlns:cx3="http://schemas.microsoft.com/office/drawing/2016/5/9/chartex" xmlns:cx4="http://schemas.microsoft.com/office/drawing/2016/5/10/chartex" xmlns:cx5="http://schemas.microsoft.com/office/drawing/2016/5/11/chartex" xmlns:cx6="http://schemas.microsoft.com/office/drawing/2016/5/12/chartex" xmlns:cx7="http://schemas.microsoft.com/office/drawing/2016/5/13/chartex" xmlns:cx8="http://schemas.microsoft.com/office/drawing/2016/5/14/chartex" xmlns:mc="http://schemas.openxmlformats.org/markup-compatibility/2006" xmlns:aink="http://schemas.microsoft.com/office/drawing/2016/ink" xmlns:am3d="http://schemas.microsoft.com/office/drawing/2017/model3d" xmlns:o="urn:schemas-microsoft-com:office:office" xmlns:r="http://schemas.openxmlformats.org/officeDocument/2006/relationships" xmlns:m="http://schemas.openxmlformats.org/officeDocument/2006/math" xmlns:v="urn:schemas-microsoft-com:vml" xmlns:wp14="http://schemas.microsoft.com/office/word/2010/wordprocessingDrawing" xmlns:wp="http://schemas.openxmlformats.org/drawingml/2006/wordprocessingDrawing" xmlns:w10="urn:schemas-microsoft-com:office:word" xmlns:w="http://schemas.openxmlformats.org/wordprocessingml/2006/main" xmlns:w14="http://schemas.microsoft.com/office/word/2010/wordml" xmlns:w15="http://schemas.microsoft.com/office/word/2012/wordml" xmlns:w16cex="http://schemas.microsoft.com/office/word/2018/wordml/cex" xmlns:w16cid="http://schemas.microsoft.com/office/word/2016/wordml/cid" xmlns:w16="http://schemas.microsoft.com/office/word/2018/wordml" xmlns:w16sdtdh="http://schemas.microsoft.com/office/word/2020/wordml/sdtdatahash" xmlns:w16se="http://schemas.microsoft.com/office/word/2015/wordml/symex" xmlns:wpg="http://schemas.microsoft.com/office/word/2010/wordprocessingGroup" xmlns:wpi="http://schemas.microsoft.com/office/word/2010/wordprocessingInk" xmlns:wne="http://schemas.microsoft.com/office/word/2006/wordml" xmlns:wps="http://schemas.microsoft.com/office/word/2010/wordprocessingShape" mc:Ignorable="w14 w15 w16se w16cid w16 w16cex w16sdtdh wp14">
   <w:endnote w:type="separator" w:id="-1">
     <w:p>
       <w:pPr>
@@ -18170,7 +18110,7 @@
 </file>
 
 <file path=word/footer1.xml><?xml version="1.0" encoding="utf-8"?>
-<w:ftr xmlns:wpc="http://schemas.microsoft.com/office/word/2010/wordprocessingCanvas" xmlns:cx="http://schemas.microsoft.com/office/drawing/2014/chartex" xmlns:cx1="http://schemas.microsoft.com/office/drawing/2015/9/8/chartex" xmlns:cx2="http://schemas.microsoft.com/office/drawing/2015/10/21/chartex" xmlns:cx3="http://schemas.microsoft.com/office/drawing/2016/5/9/chartex" xmlns:cx4="http://schemas.microsoft.com/office/drawing/2016/5/10/chartex" xmlns:cx5="http://schemas.microsoft.com/office/drawing/2016/5/11/chartex" xmlns:cx6="http://schemas.microsoft.com/office/drawing/2016/5/12/chartex" xmlns:cx7="http://schemas.microsoft.com/office/drawing/2016/5/13/chartex" xmlns:cx8="http://schemas.microsoft.com/office/drawing/2016/5/14/chartex" xmlns:mc="http://schemas.openxmlformats.org/markup-compatibility/2006" xmlns:aink="http://schemas.microsoft.com/office/drawing/2016/ink" xmlns:am3d="http://schemas.microsoft.com/office/drawing/2017/model3d" xmlns:o="urn:schemas-microsoft-com:office:office" xmlns:r="http://schemas.openxmlformats.org/officeDocument/2006/relationships" xmlns:m="http://schemas.openxmlformats.org/officeDocument/2006/math" xmlns:v="urn:schemas-microsoft-com:vml" xmlns:wp14="http://schemas.microsoft.com/office/word/2010/wordprocessingDrawing" xmlns:wp="http://schemas.openxmlformats.org/drawingml/2006/wordprocessingDrawing" xmlns:w10="urn:schemas-microsoft-com:office:word" xmlns:w="http://schemas.openxmlformats.org/wordprocessingml/2006/main" xmlns:w14="http://schemas.microsoft.com/office/word/2010/wordml" xmlns:w15="http://schemas.microsoft.com/office/word/2012/wordml" xmlns:w16cex="http://schemas.microsoft.com/office/word/2018/wordml/cex" xmlns:w16cid="http://schemas.microsoft.com/office/word/2016/wordml/cid" xmlns:w16="http://schemas.microsoft.com/office/word/2018/wordml" xmlns:w16se="http://schemas.microsoft.com/office/word/2015/wordml/symex" xmlns:wpg="http://schemas.microsoft.com/office/word/2010/wordprocessingGroup" xmlns:wpi="http://schemas.microsoft.com/office/word/2010/wordprocessingInk" xmlns:wne="http://schemas.microsoft.com/office/word/2006/wordml" xmlns:wps="http://schemas.microsoft.com/office/word/2010/wordprocessingShape" mc:Ignorable="w14 w15 w16se w16cid w16 w16cex wp14">
+<w:ftr xmlns:wpc="http://schemas.microsoft.com/office/word/2010/wordprocessingCanvas" xmlns:cx="http://schemas.microsoft.com/office/drawing/2014/chartex" xmlns:cx1="http://schemas.microsoft.com/office/drawing/2015/9/8/chartex" xmlns:cx2="http://schemas.microsoft.com/office/drawing/2015/10/21/chartex" xmlns:cx3="http://schemas.microsoft.com/office/drawing/2016/5/9/chartex" xmlns:cx4="http://schemas.microsoft.com/office/drawing/2016/5/10/chartex" xmlns:cx5="http://schemas.microsoft.com/office/drawing/2016/5/11/chartex" xmlns:cx6="http://schemas.microsoft.com/office/drawing/2016/5/12/chartex" xmlns:cx7="http://schemas.microsoft.com/office/drawing/2016/5/13/chartex" xmlns:cx8="http://schemas.microsoft.com/office/drawing/2016/5/14/chartex" xmlns:mc="http://schemas.openxmlformats.org/markup-compatibility/2006" xmlns:aink="http://schemas.microsoft.com/office/drawing/2016/ink" xmlns:am3d="http://schemas.microsoft.com/office/drawing/2017/model3d" xmlns:o="urn:schemas-microsoft-com:office:office" xmlns:r="http://schemas.openxmlformats.org/officeDocument/2006/relationships" xmlns:m="http://schemas.openxmlformats.org/officeDocument/2006/math" xmlns:v="urn:schemas-microsoft-com:vml" xmlns:wp14="http://schemas.microsoft.com/office/word/2010/wordprocessingDrawing" xmlns:wp="http://schemas.openxmlformats.org/drawingml/2006/wordprocessingDrawing" xmlns:w10="urn:schemas-microsoft-com:office:word" xmlns:w="http://schemas.openxmlformats.org/wordprocessingml/2006/main" xmlns:w14="http://schemas.microsoft.com/office/word/2010/wordml" xmlns:w15="http://schemas.microsoft.com/office/word/2012/wordml" xmlns:w16cex="http://schemas.microsoft.com/office/word/2018/wordml/cex" xmlns:w16cid="http://schemas.microsoft.com/office/word/2016/wordml/cid" xmlns:w16="http://schemas.microsoft.com/office/word/2018/wordml" xmlns:w16sdtdh="http://schemas.microsoft.com/office/word/2020/wordml/sdtdatahash" xmlns:w16se="http://schemas.microsoft.com/office/word/2015/wordml/symex" xmlns:wpg="http://schemas.microsoft.com/office/word/2010/wordprocessingGroup" xmlns:wpi="http://schemas.microsoft.com/office/word/2010/wordprocessingInk" xmlns:wne="http://schemas.microsoft.com/office/word/2006/wordml" xmlns:wps="http://schemas.microsoft.com/office/word/2010/wordprocessingShape" mc:Ignorable="w14 w15 w16se w16cid w16 w16cex w16sdtdh wp14">
   <w:sdt>
     <w:sdtPr>
       <w:id w:val="-1465197936"/>
@@ -18216,7 +18156,7 @@
 </file>
 
 <file path=word/footnotes.xml><?xml version="1.0" encoding="utf-8"?>
-<w:footnotes xmlns:wpc="http://schemas.microsoft.com/office/word/2010/wordprocessingCanvas" xmlns:cx="http://schemas.microsoft.com/office/drawing/2014/chartex" xmlns:cx1="http://schemas.microsoft.com/office/drawing/2015/9/8/chartex" xmlns:cx2="http://schemas.microsoft.com/office/drawing/2015/10/21/chartex" xmlns:cx3="http://schemas.microsoft.com/office/drawing/2016/5/9/chartex" xmlns:cx4="http://schemas.microsoft.com/office/drawing/2016/5/10/chartex" xmlns:cx5="http://schemas.microsoft.com/office/drawing/2016/5/11/chartex" xmlns:cx6="http://schemas.microsoft.com/office/drawing/2016/5/12/chartex" xmlns:cx7="http://schemas.microsoft.com/office/drawing/2016/5/13/chartex" xmlns:cx8="http://schemas.microsoft.com/office/drawing/2016/5/14/chartex" xmlns:mc="http://schemas.openxmlformats.org/markup-compatibility/2006" xmlns:aink="http://schemas.microsoft.com/office/drawing/2016/ink" xmlns:am3d="http://schemas.microsoft.com/office/drawing/2017/model3d" xmlns:o="urn:schemas-microsoft-com:office:office" xmlns:r="http://schemas.openxmlformats.org/officeDocument/2006/relationships" xmlns:m="http://schemas.openxmlformats.org/officeDocument/2006/math" xmlns:v="urn:schemas-microsoft-com:vml" xmlns:wp14="http://schemas.microsoft.com/office/word/2010/wordprocessingDrawing" xmlns:wp="http://schemas.openxmlformats.org/drawingml/2006/wordprocessingDrawing" xmlns:w10="urn:schemas-microsoft-com:office:word" xmlns:w="http://schemas.openxmlformats.org/wordprocessingml/2006/main" xmlns:w14="http://schemas.microsoft.com/office/word/2010/wordml" xmlns:w15="http://schemas.microsoft.com/office/word/2012/wordml" xmlns:w16cex="http://schemas.microsoft.com/office/word/2018/wordml/cex" xmlns:w16cid="http://schemas.microsoft.com/office/word/2016/wordml/cid" xmlns:w16="http://schemas.microsoft.com/office/word/2018/wordml" xmlns:w16se="http://schemas.microsoft.com/office/word/2015/wordml/symex" xmlns:wpg="http://schemas.microsoft.com/office/word/2010/wordprocessingGroup" xmlns:wpi="http://schemas.microsoft.com/office/word/2010/wordprocessingInk" xmlns:wne="http://schemas.microsoft.com/office/word/2006/wordml" xmlns:wps="http://schemas.microsoft.com/office/word/2010/wordprocessingShape" mc:Ignorable="w14 w15 w16se w16cid w16 w16cex wp14">
+<w:footnotes xmlns:wpc="http://schemas.microsoft.com/office/word/2010/wordprocessingCanvas" xmlns:cx="http://schemas.microsoft.com/office/drawing/2014/chartex" xmlns:cx1="http://schemas.microsoft.com/office/drawing/2015/9/8/chartex" xmlns:cx2="http://schemas.microsoft.com/office/drawing/2015/10/21/chartex" xmlns:cx3="http://schemas.microsoft.com/office/drawing/2016/5/9/chartex" xmlns:cx4="http://schemas.microsoft.com/office/drawing/2016/5/10/chartex" xmlns:cx5="http://schemas.microsoft.com/office/drawing/2016/5/11/chartex" xmlns:cx6="http://schemas.microsoft.com/office/drawing/2016/5/12/chartex" xmlns:cx7="http://schemas.microsoft.com/office/drawing/2016/5/13/chartex" xmlns:cx8="http://schemas.microsoft.com/office/drawing/2016/5/14/chartex" xmlns:mc="http://schemas.openxmlformats.org/markup-compatibility/2006" xmlns:aink="http://schemas.microsoft.com/office/drawing/2016/ink" xmlns:am3d="http://schemas.microsoft.com/office/drawing/2017/model3d" xmlns:o="urn:schemas-microsoft-com:office:office" xmlns:r="http://schemas.openxmlformats.org/officeDocument/2006/relationships" xmlns:m="http://schemas.openxmlformats.org/officeDocument/2006/math" xmlns:v="urn:schemas-microsoft-com:vml" xmlns:wp14="http://schemas.microsoft.com/office/word/2010/wordprocessingDrawing" xmlns:wp="http://schemas.openxmlformats.org/drawingml/2006/wordprocessingDrawing" xmlns:w10="urn:schemas-microsoft-com:office:word" xmlns:w="http://schemas.openxmlformats.org/wordprocessingml/2006/main" xmlns:w14="http://schemas.microsoft.com/office/word/2010/wordml" xmlns:w15="http://schemas.microsoft.com/office/word/2012/wordml" xmlns:w16cex="http://schemas.microsoft.com/office/word/2018/wordml/cex" xmlns:w16cid="http://schemas.microsoft.com/office/word/2016/wordml/cid" xmlns:w16="http://schemas.microsoft.com/office/word/2018/wordml" xmlns:w16sdtdh="http://schemas.microsoft.com/office/word/2020/wordml/sdtdatahash" xmlns:w16se="http://schemas.microsoft.com/office/word/2015/wordml/symex" xmlns:wpg="http://schemas.microsoft.com/office/word/2010/wordprocessingGroup" xmlns:wpi="http://schemas.microsoft.com/office/word/2010/wordprocessingInk" xmlns:wne="http://schemas.microsoft.com/office/word/2006/wordml" xmlns:wps="http://schemas.microsoft.com/office/word/2010/wordprocessingShape" mc:Ignorable="w14 w15 w16se w16cid w16 w16cex w16sdtdh wp14">
   <w:footnote w:type="separator" w:id="-1">
     <w:p>
       <w:pPr>
@@ -18241,7 +18181,7 @@
 </file>
 
 <file path=word/header1.xml><?xml version="1.0" encoding="utf-8"?>
-<w:hdr xmlns:wpc="http://schemas.microsoft.com/office/word/2010/wordprocessingCanvas" xmlns:cx="http://schemas.microsoft.com/office/drawing/2014/chartex" xmlns:cx1="http://schemas.microsoft.com/office/drawing/2015/9/8/chartex" xmlns:cx2="http://schemas.microsoft.com/office/drawing/2015/10/21/chartex" xmlns:cx3="http://schemas.microsoft.com/office/drawing/2016/5/9/chartex" xmlns:cx4="http://schemas.microsoft.com/office/drawing/2016/5/10/chartex" xmlns:cx5="http://schemas.microsoft.com/office/drawing/2016/5/11/chartex" xmlns:cx6="http://schemas.microsoft.com/office/drawing/2016/5/12/chartex" xmlns:cx7="http://schemas.microsoft.com/office/drawing/2016/5/13/chartex" xmlns:cx8="http://schemas.microsoft.com/office/drawing/2016/5/14/chartex" xmlns:mc="http://schemas.openxmlformats.org/markup-compatibility/2006" xmlns:aink="http://schemas.microsoft.com/office/drawing/2016/ink" xmlns:am3d="http://schemas.microsoft.com/office/drawing/2017/model3d" xmlns:o="urn:schemas-microsoft-com:office:office" xmlns:r="http://schemas.openxmlformats.org/officeDocument/2006/relationships" xmlns:m="http://schemas.openxmlformats.org/officeDocument/2006/math" xmlns:v="urn:schemas-microsoft-com:vml" xmlns:wp14="http://schemas.microsoft.com/office/word/2010/wordprocessingDrawing" xmlns:wp="http://schemas.openxmlformats.org/drawingml/2006/wordprocessingDrawing" xmlns:w10="urn:schemas-microsoft-com:office:word" xmlns:w="http://schemas.openxmlformats.org/wordprocessingml/2006/main" xmlns:w14="http://schemas.microsoft.com/office/word/2010/wordml" xmlns:w15="http://schemas.microsoft.com/office/word/2012/wordml" xmlns:w16cex="http://schemas.microsoft.com/office/word/2018/wordml/cex" xmlns:w16cid="http://schemas.microsoft.com/office/word/2016/wordml/cid" xmlns:w16="http://schemas.microsoft.com/office/word/2018/wordml" xmlns:w16se="http://schemas.microsoft.com/office/word/2015/wordml/symex" xmlns:wpg="http://schemas.microsoft.com/office/word/2010/wordprocessingGroup" xmlns:wpi="http://schemas.microsoft.com/office/word/2010/wordprocessingInk" xmlns:wne="http://schemas.microsoft.com/office/word/2006/wordml" xmlns:wps="http://schemas.microsoft.com/office/word/2010/wordprocessingShape" mc:Ignorable="w14 w15 w16se w16cid w16 w16cex wp14">
+<w:hdr xmlns:wpc="http://schemas.microsoft.com/office/word/2010/wordprocessingCanvas" xmlns:cx="http://schemas.microsoft.com/office/drawing/2014/chartex" xmlns:cx1="http://schemas.microsoft.com/office/drawing/2015/9/8/chartex" xmlns:cx2="http://schemas.microsoft.com/office/drawing/2015/10/21/chartex" xmlns:cx3="http://schemas.microsoft.com/office/drawing/2016/5/9/chartex" xmlns:cx4="http://schemas.microsoft.com/office/drawing/2016/5/10/chartex" xmlns:cx5="http://schemas.microsoft.com/office/drawing/2016/5/11/chartex" xmlns:cx6="http://schemas.microsoft.com/office/drawing/2016/5/12/chartex" xmlns:cx7="http://schemas.microsoft.com/office/drawing/2016/5/13/chartex" xmlns:cx8="http://schemas.microsoft.com/office/drawing/2016/5/14/chartex" xmlns:mc="http://schemas.openxmlformats.org/markup-compatibility/2006" xmlns:aink="http://schemas.microsoft.com/office/drawing/2016/ink" xmlns:am3d="http://schemas.microsoft.com/office/drawing/2017/model3d" xmlns:o="urn:schemas-microsoft-com:office:office" xmlns:r="http://schemas.openxmlformats.org/officeDocument/2006/relationships" xmlns:m="http://schemas.openxmlformats.org/officeDocument/2006/math" xmlns:v="urn:schemas-microsoft-com:vml" xmlns:wp14="http://schemas.microsoft.com/office/word/2010/wordprocessingDrawing" xmlns:wp="http://schemas.openxmlformats.org/drawingml/2006/wordprocessingDrawing" xmlns:w10="urn:schemas-microsoft-com:office:word" xmlns:w="http://schemas.openxmlformats.org/wordprocessingml/2006/main" xmlns:w14="http://schemas.microsoft.com/office/word/2010/wordml" xmlns:w15="http://schemas.microsoft.com/office/word/2012/wordml" xmlns:w16cex="http://schemas.microsoft.com/office/word/2018/wordml/cex" xmlns:w16cid="http://schemas.microsoft.com/office/word/2016/wordml/cid" xmlns:w16="http://schemas.microsoft.com/office/word/2018/wordml" xmlns:w16sdtdh="http://schemas.microsoft.com/office/word/2020/wordml/sdtdatahash" xmlns:w16se="http://schemas.microsoft.com/office/word/2015/wordml/symex" xmlns:wpg="http://schemas.microsoft.com/office/word/2010/wordprocessingGroup" xmlns:wpi="http://schemas.microsoft.com/office/word/2010/wordprocessingInk" xmlns:wne="http://schemas.microsoft.com/office/word/2006/wordml" xmlns:wps="http://schemas.microsoft.com/office/word/2010/wordprocessingShape" mc:Ignorable="w14 w15 w16se w16cid w16 w16cex w16sdtdh wp14">
   <w:p>
     <w:pPr>
       <w:pStyle w:val="Encabezado"/>
@@ -18327,7 +18267,7 @@
 </file>
 
 <file path=word/numbering.xml><?xml version="1.0" encoding="utf-8"?>
-<w:numbering xmlns:wpc="http://schemas.microsoft.com/office/word/2010/wordprocessingCanvas" xmlns:cx="http://schemas.microsoft.com/office/drawing/2014/chartex" xmlns:cx1="http://schemas.microsoft.com/office/drawing/2015/9/8/chartex" xmlns:cx2="http://schemas.microsoft.com/office/drawing/2015/10/21/chartex" xmlns:cx3="http://schemas.microsoft.com/office/drawing/2016/5/9/chartex" xmlns:cx4="http://schemas.microsoft.com/office/drawing/2016/5/10/chartex" xmlns:cx5="http://schemas.microsoft.com/office/drawing/2016/5/11/chartex" xmlns:cx6="http://schemas.microsoft.com/office/drawing/2016/5/12/chartex" xmlns:cx7="http://schemas.microsoft.com/office/drawing/2016/5/13/chartex" xmlns:cx8="http://schemas.microsoft.com/office/drawing/2016/5/14/chartex" xmlns:mc="http://schemas.openxmlformats.org/markup-compatibility/2006" xmlns:aink="http://schemas.microsoft.com/office/drawing/2016/ink" xmlns:am3d="http://schemas.microsoft.com/office/drawing/2017/model3d" xmlns:o="urn:schemas-microsoft-com:office:office" xmlns:r="http://schemas.openxmlformats.org/officeDocument/2006/relationships" xmlns:m="http://schemas.openxmlformats.org/officeDocument/2006/math" xmlns:v="urn:schemas-microsoft-com:vml" xmlns:wp14="http://schemas.microsoft.com/office/word/2010/wordprocessingDrawing" xmlns:wp="http://schemas.openxmlformats.org/drawingml/2006/wordprocessingDrawing" xmlns:w10="urn:schemas-microsoft-com:office:word" xmlns:w="http://schemas.openxmlformats.org/wordprocessingml/2006/main" xmlns:w14="http://schemas.microsoft.com/office/word/2010/wordml" xmlns:w15="http://schemas.microsoft.com/office/word/2012/wordml" xmlns:w16cex="http://schemas.microsoft.com/office/word/2018/wordml/cex" xmlns:w16cid="http://schemas.microsoft.com/office/word/2016/wordml/cid" xmlns:w16="http://schemas.microsoft.com/office/word/2018/wordml" xmlns:w16se="http://schemas.microsoft.com/office/word/2015/wordml/symex" xmlns:wpg="http://schemas.microsoft.com/office/word/2010/wordprocessingGroup" xmlns:wpi="http://schemas.microsoft.com/office/word/2010/wordprocessingInk" xmlns:wne="http://schemas.microsoft.com/office/word/2006/wordml" xmlns:wps="http://schemas.microsoft.com/office/word/2010/wordprocessingShape" mc:Ignorable="w14 w15 w16se w16cid w16 w16cex wp14">
+<w:numbering xmlns:wpc="http://schemas.microsoft.com/office/word/2010/wordprocessingCanvas" xmlns:cx="http://schemas.microsoft.com/office/drawing/2014/chartex" xmlns:cx1="http://schemas.microsoft.com/office/drawing/2015/9/8/chartex" xmlns:cx2="http://schemas.microsoft.com/office/drawing/2015/10/21/chartex" xmlns:cx3="http://schemas.microsoft.com/office/drawing/2016/5/9/chartex" xmlns:cx4="http://schemas.microsoft.com/office/drawing/2016/5/10/chartex" xmlns:cx5="http://schemas.microsoft.com/office/drawing/2016/5/11/chartex" xmlns:cx6="http://schemas.microsoft.com/office/drawing/2016/5/12/chartex" xmlns:cx7="http://schemas.microsoft.com/office/drawing/2016/5/13/chartex" xmlns:cx8="http://schemas.microsoft.com/office/drawing/2016/5/14/chartex" xmlns:mc="http://schemas.openxmlformats.org/markup-compatibility/2006" xmlns:aink="http://schemas.microsoft.com/office/drawing/2016/ink" xmlns:am3d="http://schemas.microsoft.com/office/drawing/2017/model3d" xmlns:o="urn:schemas-microsoft-com:office:office" xmlns:r="http://schemas.openxmlformats.org/officeDocument/2006/relationships" xmlns:m="http://schemas.openxmlformats.org/officeDocument/2006/math" xmlns:v="urn:schemas-microsoft-com:vml" xmlns:wp14="http://schemas.microsoft.com/office/word/2010/wordprocessingDrawing" xmlns:wp="http://schemas.openxmlformats.org/drawingml/2006/wordprocessingDrawing" xmlns:w10="urn:schemas-microsoft-com:office:word" xmlns:w="http://schemas.openxmlformats.org/wordprocessingml/2006/main" xmlns:w14="http://schemas.microsoft.com/office/word/2010/wordml" xmlns:w15="http://schemas.microsoft.com/office/word/2012/wordml" xmlns:w16cex="http://schemas.microsoft.com/office/word/2018/wordml/cex" xmlns:w16cid="http://schemas.microsoft.com/office/word/2016/wordml/cid" xmlns:w16="http://schemas.microsoft.com/office/word/2018/wordml" xmlns:w16sdtdh="http://schemas.microsoft.com/office/word/2020/wordml/sdtdatahash" xmlns:w16se="http://schemas.microsoft.com/office/word/2015/wordml/symex" xmlns:wpg="http://schemas.microsoft.com/office/word/2010/wordprocessingGroup" xmlns:wpi="http://schemas.microsoft.com/office/word/2010/wordprocessingInk" xmlns:wne="http://schemas.microsoft.com/office/word/2006/wordml" xmlns:wps="http://schemas.microsoft.com/office/word/2010/wordprocessingShape" mc:Ignorable="w14 w15 w16se w16cid w16 w16cex w16sdtdh wp14">
   <w:abstractNum w:abstractNumId="0" w15:restartNumberingAfterBreak="0">
     <w:nsid w:val="FFFFFF89"/>
     <w:multiLevelType w:val="singleLevel"/>
@@ -23360,7 +23300,7 @@
 </file>
 
 <file path=word/styles.xml><?xml version="1.0" encoding="utf-8"?>
-<w:styles xmlns:mc="http://schemas.openxmlformats.org/markup-compatibility/2006" xmlns:r="http://schemas.openxmlformats.org/officeDocument/2006/relationships" xmlns:w="http://schemas.openxmlformats.org/wordprocessingml/2006/main" xmlns:w14="http://schemas.microsoft.com/office/word/2010/wordml" xmlns:w15="http://schemas.microsoft.com/office/word/2012/wordml" xmlns:w16cex="http://schemas.microsoft.com/office/word/2018/wordml/cex" xmlns:w16cid="http://schemas.microsoft.com/office/word/2016/wordml/cid" xmlns:w16="http://schemas.microsoft.com/office/word/2018/wordml" xmlns:w16se="http://schemas.microsoft.com/office/word/2015/wordml/symex" mc:Ignorable="w14 w15 w16se w16cid w16 w16cex">
+<w:styles xmlns:mc="http://schemas.openxmlformats.org/markup-compatibility/2006" xmlns:r="http://schemas.openxmlformats.org/officeDocument/2006/relationships" xmlns:w="http://schemas.openxmlformats.org/wordprocessingml/2006/main" xmlns:w14="http://schemas.microsoft.com/office/word/2010/wordml" xmlns:w15="http://schemas.microsoft.com/office/word/2012/wordml" xmlns:w16cex="http://schemas.microsoft.com/office/word/2018/wordml/cex" xmlns:w16cid="http://schemas.microsoft.com/office/word/2016/wordml/cid" xmlns:w16="http://schemas.microsoft.com/office/word/2018/wordml" xmlns:w16sdtdh="http://schemas.microsoft.com/office/word/2020/wordml/sdtdatahash" xmlns:w16se="http://schemas.microsoft.com/office/word/2015/wordml/symex" mc:Ignorable="w14 w15 w16se w16cid w16 w16cex w16sdtdh">
   <w:docDefaults>
     <w:rPrDefault>
       <w:rPr>
@@ -25333,15 +25273,6 @@
 </file>
 
 <file path=customXml/item1.xml><?xml version="1.0" encoding="utf-8"?>
-<?mso-contentType ?>
-<FormTemplates xmlns="http://schemas.microsoft.com/sharepoint/v3/contenttype/forms">
-  <Display>DocumentLibraryForm</Display>
-  <Edit>DocumentLibraryForm</Edit>
-  <New>DocumentLibraryForm</New>
-</FormTemplates>
-</file>
-
-<file path=customXml/item2.xml><?xml version="1.0" encoding="utf-8"?>
 <ct:contentTypeSchema xmlns:ct="http://schemas.microsoft.com/office/2006/metadata/contentType" xmlns:ma="http://schemas.microsoft.com/office/2006/metadata/properties/metaAttributes" ct:_="" ma:_="" ma:contentTypeName="Documento" ma:contentTypeID="0x0101006A81D6BD42E8DF4C91013959704817E1" ma:contentTypeVersion="15" ma:contentTypeDescription="Crear nuevo documento." ma:contentTypeScope="" ma:versionID="bf4f72ffd194f0963ff564daca6869f7">
   <xsd:schema xmlns:xsd="http://www.w3.org/2001/XMLSchema" xmlns:xs="http://www.w3.org/2001/XMLSchema" xmlns:p="http://schemas.microsoft.com/office/2006/metadata/properties" xmlns:ns2="13c90a0b-73bc-4dc0-be5f-28d77b615beb" xmlns:ns3="13c93bba-48ce-428c-bfe5-88b42c19b028" targetNamespace="http://schemas.microsoft.com/office/2006/metadata/properties" ma:root="true" ma:fieldsID="8718d6f4873a5b1392a45044efa78385" ns2:_="" ns3:_="">
     <xsd:import namespace="13c90a0b-73bc-4dc0-be5f-28d77b615beb"/>
@@ -25576,7 +25507,7 @@
 </ct:contentTypeSchema>
 </file>
 
-<file path=customXml/item3.xml><?xml version="1.0" encoding="utf-8"?>
+<file path=customXml/item2.xml><?xml version="1.0" encoding="utf-8"?>
 <p:properties xmlns:p="http://schemas.microsoft.com/office/2006/metadata/properties" xmlns:xsi="http://www.w3.org/2001/XMLSchema-instance" xmlns:pc="http://schemas.microsoft.com/office/infopath/2007/PartnerControls">
   <documentManagement>
     <TaxCatchAll xmlns="13c90a0b-73bc-4dc0-be5f-28d77b615beb" xsi:nil="true"/>
@@ -25587,19 +25518,20 @@
 </p:properties>
 </file>
 
-<file path=customXml/item4.xml><?xml version="1.0" encoding="utf-8"?>
+<file path=customXml/item3.xml><?xml version="1.0" encoding="utf-8"?>
 <b:Sources xmlns:b="http://schemas.openxmlformats.org/officeDocument/2006/bibliography" xmlns="http://schemas.openxmlformats.org/officeDocument/2006/bibliography" SelectedStyle="\APASixthEditionOfficeOnline.xsl" StyleName="APA" Version="6"/>
 </file>
 
-<file path=customXml/itemProps1.xml><?xml version="1.0" encoding="utf-8"?>
-<ds:datastoreItem xmlns:ds="http://schemas.openxmlformats.org/officeDocument/2006/customXml" ds:itemID="{10663269-2064-4804-8290-36D4A57F5557}">
-  <ds:schemaRefs>
-    <ds:schemaRef ds:uri="http://schemas.microsoft.com/sharepoint/v3/contenttype/forms"/>
-  </ds:schemaRefs>
-</ds:datastoreItem>
+<file path=customXml/item4.xml><?xml version="1.0" encoding="utf-8"?>
+<?mso-contentType ?>
+<FormTemplates xmlns="http://schemas.microsoft.com/sharepoint/v3/contenttype/forms">
+  <Display>DocumentLibraryForm</Display>
+  <Edit>DocumentLibraryForm</Edit>
+  <New>DocumentLibraryForm</New>
+</FormTemplates>
 </file>
 
-<file path=customXml/itemProps2.xml><?xml version="1.0" encoding="utf-8"?>
+<file path=customXml/itemProps1.xml><?xml version="1.0" encoding="utf-8"?>
 <ds:datastoreItem xmlns:ds="http://schemas.openxmlformats.org/officeDocument/2006/customXml" ds:itemID="{59065960-E0CA-4804-83B5-320CBCDCC160}">
   <ds:schemaRefs>
     <ds:schemaRef ds:uri="http://schemas.microsoft.com/office/2006/metadata/contentType"/>
@@ -25618,7 +25550,7 @@
 </ds:datastoreItem>
 </file>
 
-<file path=customXml/itemProps3.xml><?xml version="1.0" encoding="utf-8"?>
+<file path=customXml/itemProps2.xml><?xml version="1.0" encoding="utf-8"?>
 <ds:datastoreItem xmlns:ds="http://schemas.openxmlformats.org/officeDocument/2006/customXml" ds:itemID="{1279454D-02BE-4A9C-A117-DCD1573E2608}">
   <ds:schemaRefs>
     <ds:schemaRef ds:uri="http://schemas.microsoft.com/office/2006/metadata/properties"/>
@@ -25629,10 +25561,18 @@
 </ds:datastoreItem>
 </file>
 
-<file path=customXml/itemProps4.xml><?xml version="1.0" encoding="utf-8"?>
+<file path=customXml/itemProps3.xml><?xml version="1.0" encoding="utf-8"?>
 <ds:datastoreItem xmlns:ds="http://schemas.openxmlformats.org/officeDocument/2006/customXml" ds:itemID="{2D2B5832-E448-44FA-9BA7-4210E2303E31}">
   <ds:schemaRefs>
     <ds:schemaRef ds:uri="http://schemas.openxmlformats.org/officeDocument/2006/bibliography"/>
   </ds:schemaRefs>
 </ds:datastoreItem>
+</file>
+
+<file path=customXml/itemProps4.xml><?xml version="1.0" encoding="utf-8"?>
+<ds:datastoreItem xmlns:ds="http://schemas.openxmlformats.org/officeDocument/2006/customXml" ds:itemID="{10663269-2064-4804-8290-36D4A57F5557}">
+  <ds:schemaRefs>
+    <ds:schemaRef ds:uri="http://schemas.microsoft.com/sharepoint/v3/contenttype/forms"/>
+  </ds:schemaRefs>
+</ds:datastoreItem>
 </file>
--- a/fuentes/228126_CF08_CFA.docx
+++ b/fuentes/228126_CF08_CFA.docx
@@ -5056,7 +5056,19 @@
         <w:rPr>
           <w:lang w:val="es-419" w:eastAsia="es-CO"/>
         </w:rPr>
-        <w:t xml:space="preserve"> Organizada en niveles de profundidad desde una página principal (home) hacia secciones y subsecciones. Es el modelo estándar para portales corporativos e institucionales.</w:t>
+        <w:t xml:space="preserve"> Organizada en niveles de profundidad desde una página principal (</w:t>
+      </w:r>
+      <w:r>
+        <w:rPr>
+          <w:rStyle w:val="Extranjerismo"/>
+        </w:rPr>
+        <w:t>home</w:t>
+      </w:r>
+      <w:r>
+        <w:rPr>
+          <w:lang w:val="es-419" w:eastAsia="es-CO"/>
+        </w:rPr>
+        <w:t>) hacia secciones y subsecciones. Es el modelo estándar para portales corporativos e institucionales.</w:t>
       </w:r>
     </w:p>
     <w:p>
@@ -5370,14 +5382,9 @@
         </w:rPr>
         <w:t xml:space="preserve"> Evaluación de los mapas de navegación para garantizar que el usuario pueda alcanzar cualquier contenido en un máximo de tres </w:t>
       </w:r>
-      <w:proofErr w:type="spellStart"/>
-      <w:r>
-        <w:rPr>
-          <w:rStyle w:val="Extranjerismo"/>
-        </w:rPr>
+      <w:r>
         <w:t>clics</w:t>
       </w:r>
-      <w:proofErr w:type="spellEnd"/>
       <w:r>
         <w:rPr>
           <w:lang w:val="es-419" w:eastAsia="es-CO"/>
@@ -8603,9 +8610,33 @@
     <w:p>
       <w:pPr>
         <w:rPr>
-          <w:lang w:val="es-419" w:eastAsia="es-CO"/>
-        </w:rPr>
-      </w:pPr>
+          <w:b/>
+          <w:bCs/>
+          <w:lang w:val="es-419" w:eastAsia="es-CO"/>
+        </w:rPr>
+      </w:pPr>
+    </w:p>
+    <w:p>
+      <w:pPr>
+        <w:pStyle w:val="Prrafodelista"/>
+        <w:numPr>
+          <w:ilvl w:val="0"/>
+          <w:numId w:val="47"/>
+        </w:numPr>
+        <w:rPr>
+          <w:b/>
+          <w:bCs/>
+          <w:lang w:val="es-419" w:eastAsia="es-CO"/>
+        </w:rPr>
+      </w:pPr>
+      <w:r>
+        <w:rPr>
+          <w:b/>
+          <w:bCs/>
+          <w:lang w:val="es-419" w:eastAsia="es-CO"/>
+        </w:rPr>
+        <w:t>Pilares de seguridad en HTTPS</w:t>
+      </w:r>
     </w:p>
     <w:p>
       <w:pPr>
@@ -22281,6 +22312,119 @@
     </w:lvl>
   </w:abstractNum>
   <w:abstractNum w:abstractNumId="38" w15:restartNumberingAfterBreak="0">
+    <w:nsid w:val="6A145E23"/>
+    <w:multiLevelType w:val="hybridMultilevel"/>
+    <w:tmpl w:val="7F08D3FE"/>
+    <w:lvl w:ilvl="0" w:tplc="240A0001">
+      <w:start w:val="1"/>
+      <w:numFmt w:val="bullet"/>
+      <w:lvlText w:val=""/>
+      <w:lvlJc w:val="left"/>
+      <w:pPr>
+        <w:ind w:left="1429" w:hanging="360"/>
+      </w:pPr>
+      <w:rPr>
+        <w:rFonts w:ascii="Symbol" w:hAnsi="Symbol" w:hint="default"/>
+      </w:rPr>
+    </w:lvl>
+    <w:lvl w:ilvl="1" w:tplc="240A0003" w:tentative="1">
+      <w:start w:val="1"/>
+      <w:numFmt w:val="bullet"/>
+      <w:lvlText w:val="o"/>
+      <w:lvlJc w:val="left"/>
+      <w:pPr>
+        <w:ind w:left="2149" w:hanging="360"/>
+      </w:pPr>
+      <w:rPr>
+        <w:rFonts w:ascii="Courier New" w:hAnsi="Courier New" w:cs="Courier New" w:hint="default"/>
+      </w:rPr>
+    </w:lvl>
+    <w:lvl w:ilvl="2" w:tplc="240A0005" w:tentative="1">
+      <w:start w:val="1"/>
+      <w:numFmt w:val="bullet"/>
+      <w:lvlText w:val=""/>
+      <w:lvlJc w:val="left"/>
+      <w:pPr>
+        <w:ind w:left="2869" w:hanging="360"/>
+      </w:pPr>
+      <w:rPr>
+        <w:rFonts w:ascii="Wingdings" w:hAnsi="Wingdings" w:hint="default"/>
+      </w:rPr>
+    </w:lvl>
+    <w:lvl w:ilvl="3" w:tplc="240A0001" w:tentative="1">
+      <w:start w:val="1"/>
+      <w:numFmt w:val="bullet"/>
+      <w:lvlText w:val=""/>
+      <w:lvlJc w:val="left"/>
+      <w:pPr>
+        <w:ind w:left="3589" w:hanging="360"/>
+      </w:pPr>
+      <w:rPr>
+        <w:rFonts w:ascii="Symbol" w:hAnsi="Symbol" w:hint="default"/>
+      </w:rPr>
+    </w:lvl>
+    <w:lvl w:ilvl="4" w:tplc="240A0003" w:tentative="1">
+      <w:start w:val="1"/>
+      <w:numFmt w:val="bullet"/>
+      <w:lvlText w:val="o"/>
+      <w:lvlJc w:val="left"/>
+      <w:pPr>
+        <w:ind w:left="4309" w:hanging="360"/>
+      </w:pPr>
+      <w:rPr>
+        <w:rFonts w:ascii="Courier New" w:hAnsi="Courier New" w:cs="Courier New" w:hint="default"/>
+      </w:rPr>
+    </w:lvl>
+    <w:lvl w:ilvl="5" w:tplc="240A0005" w:tentative="1">
+      <w:start w:val="1"/>
+      <w:numFmt w:val="bullet"/>
+      <w:lvlText w:val=""/>
+      <w:lvlJc w:val="left"/>
+      <w:pPr>
+        <w:ind w:left="5029" w:hanging="360"/>
+      </w:pPr>
+      <w:rPr>
+        <w:rFonts w:ascii="Wingdings" w:hAnsi="Wingdings" w:hint="default"/>
+      </w:rPr>
+    </w:lvl>
+    <w:lvl w:ilvl="6" w:tplc="240A0001" w:tentative="1">
+      <w:start w:val="1"/>
+      <w:numFmt w:val="bullet"/>
+      <w:lvlText w:val=""/>
+      <w:lvlJc w:val="left"/>
+      <w:pPr>
+        <w:ind w:left="5749" w:hanging="360"/>
+      </w:pPr>
+      <w:rPr>
+        <w:rFonts w:ascii="Symbol" w:hAnsi="Symbol" w:hint="default"/>
+      </w:rPr>
+    </w:lvl>
+    <w:lvl w:ilvl="7" w:tplc="240A0003" w:tentative="1">
+      <w:start w:val="1"/>
+      <w:numFmt w:val="bullet"/>
+      <w:lvlText w:val="o"/>
+      <w:lvlJc w:val="left"/>
+      <w:pPr>
+        <w:ind w:left="6469" w:hanging="360"/>
+      </w:pPr>
+      <w:rPr>
+        <w:rFonts w:ascii="Courier New" w:hAnsi="Courier New" w:cs="Courier New" w:hint="default"/>
+      </w:rPr>
+    </w:lvl>
+    <w:lvl w:ilvl="8" w:tplc="240A0005" w:tentative="1">
+      <w:start w:val="1"/>
+      <w:numFmt w:val="bullet"/>
+      <w:lvlText w:val=""/>
+      <w:lvlJc w:val="left"/>
+      <w:pPr>
+        <w:ind w:left="7189" w:hanging="360"/>
+      </w:pPr>
+      <w:rPr>
+        <w:rFonts w:ascii="Wingdings" w:hAnsi="Wingdings" w:hint="default"/>
+      </w:rPr>
+    </w:lvl>
+  </w:abstractNum>
+  <w:abstractNum w:abstractNumId="39" w15:restartNumberingAfterBreak="0">
     <w:nsid w:val="6C320103"/>
     <w:multiLevelType w:val="hybridMultilevel"/>
     <w:tmpl w:val="15E8EDA4"/>
@@ -22393,7 +22537,7 @@
       </w:rPr>
     </w:lvl>
   </w:abstractNum>
-  <w:abstractNum w:abstractNumId="39" w15:restartNumberingAfterBreak="0">
+  <w:abstractNum w:abstractNumId="40" w15:restartNumberingAfterBreak="0">
     <w:nsid w:val="6D1D41ED"/>
     <w:multiLevelType w:val="hybridMultilevel"/>
     <w:tmpl w:val="E2EE80AE"/>
@@ -22506,7 +22650,7 @@
       </w:rPr>
     </w:lvl>
   </w:abstractNum>
-  <w:abstractNum w:abstractNumId="40" w15:restartNumberingAfterBreak="0">
+  <w:abstractNum w:abstractNumId="41" w15:restartNumberingAfterBreak="0">
     <w:nsid w:val="71731988"/>
     <w:multiLevelType w:val="hybridMultilevel"/>
     <w:tmpl w:val="AC30477E"/>
@@ -22619,7 +22763,7 @@
       </w:rPr>
     </w:lvl>
   </w:abstractNum>
-  <w:abstractNum w:abstractNumId="41" w15:restartNumberingAfterBreak="0">
+  <w:abstractNum w:abstractNumId="42" w15:restartNumberingAfterBreak="0">
     <w:nsid w:val="72950696"/>
     <w:multiLevelType w:val="hybridMultilevel"/>
     <w:tmpl w:val="9D1EF778"/>
@@ -22705,7 +22849,7 @@
       </w:pPr>
     </w:lvl>
   </w:abstractNum>
-  <w:abstractNum w:abstractNumId="42" w15:restartNumberingAfterBreak="0">
+  <w:abstractNum w:abstractNumId="43" w15:restartNumberingAfterBreak="0">
     <w:nsid w:val="77A25786"/>
     <w:multiLevelType w:val="hybridMultilevel"/>
     <w:tmpl w:val="77520906"/>
@@ -22818,7 +22962,7 @@
       </w:rPr>
     </w:lvl>
   </w:abstractNum>
-  <w:abstractNum w:abstractNumId="43" w15:restartNumberingAfterBreak="0">
+  <w:abstractNum w:abstractNumId="44" w15:restartNumberingAfterBreak="0">
     <w:nsid w:val="7A740BBA"/>
     <w:multiLevelType w:val="hybridMultilevel"/>
     <w:tmpl w:val="1CE01DDC"/>
@@ -22931,7 +23075,7 @@
       </w:rPr>
     </w:lvl>
   </w:abstractNum>
-  <w:abstractNum w:abstractNumId="44" w15:restartNumberingAfterBreak="0">
+  <w:abstractNum w:abstractNumId="45" w15:restartNumberingAfterBreak="0">
     <w:nsid w:val="7DB605BF"/>
     <w:multiLevelType w:val="hybridMultilevel"/>
     <w:tmpl w:val="FE386D72"/>
@@ -23044,7 +23188,7 @@
       </w:rPr>
     </w:lvl>
   </w:abstractNum>
-  <w:abstractNum w:abstractNumId="45" w15:restartNumberingAfterBreak="0">
+  <w:abstractNum w:abstractNumId="46" w15:restartNumberingAfterBreak="0">
     <w:nsid w:val="7DEC0C02"/>
     <w:multiLevelType w:val="hybridMultilevel"/>
     <w:tmpl w:val="F92A47DA"/>
@@ -23179,7 +23323,7 @@
     <w:abstractNumId w:val="22"/>
   </w:num>
   <w:num w:numId="8">
-    <w:abstractNumId w:val="39"/>
+    <w:abstractNumId w:val="40"/>
   </w:num>
   <w:num w:numId="9">
     <w:abstractNumId w:val="19"/>
@@ -23194,7 +23338,7 @@
     <w:abstractNumId w:val="36"/>
   </w:num>
   <w:num w:numId="13">
-    <w:abstractNumId w:val="38"/>
+    <w:abstractNumId w:val="39"/>
   </w:num>
   <w:num w:numId="14">
     <w:abstractNumId w:val="18"/>
@@ -23212,10 +23356,10 @@
     <w:abstractNumId w:val="25"/>
   </w:num>
   <w:num w:numId="19">
-    <w:abstractNumId w:val="42"/>
+    <w:abstractNumId w:val="43"/>
   </w:num>
   <w:num w:numId="20">
-    <w:abstractNumId w:val="40"/>
+    <w:abstractNumId w:val="41"/>
   </w:num>
   <w:num w:numId="21">
     <w:abstractNumId w:val="3"/>
@@ -23254,16 +23398,16 @@
     <w:abstractNumId w:val="5"/>
   </w:num>
   <w:num w:numId="33">
+    <w:abstractNumId w:val="46"/>
+  </w:num>
+  <w:num w:numId="34">
     <w:abstractNumId w:val="45"/>
   </w:num>
-  <w:num w:numId="34">
+  <w:num w:numId="35">
     <w:abstractNumId w:val="44"/>
   </w:num>
-  <w:num w:numId="35">
-    <w:abstractNumId w:val="43"/>
-  </w:num>
   <w:num w:numId="36">
-    <w:abstractNumId w:val="41"/>
+    <w:abstractNumId w:val="42"/>
   </w:num>
   <w:num w:numId="37">
     <w:abstractNumId w:val="10"/>
@@ -23294,6 +23438,9 @@
   </w:num>
   <w:num w:numId="46">
     <w:abstractNumId w:val="20"/>
+  </w:num>
+  <w:num w:numId="47">
+    <w:abstractNumId w:val="38"/>
   </w:num>
   <w:numIdMacAtCleanup w:val="46"/>
 </w:numbering>
@@ -25508,6 +25655,19 @@
 </file>
 
 <file path=customXml/item2.xml><?xml version="1.0" encoding="utf-8"?>
+<?mso-contentType ?>
+<FormTemplates xmlns="http://schemas.microsoft.com/sharepoint/v3/contenttype/forms">
+  <Display>DocumentLibraryForm</Display>
+  <Edit>DocumentLibraryForm</Edit>
+  <New>DocumentLibraryForm</New>
+</FormTemplates>
+</file>
+
+<file path=customXml/item3.xml><?xml version="1.0" encoding="utf-8"?>
+<b:Sources xmlns:b="http://schemas.openxmlformats.org/officeDocument/2006/bibliography" xmlns="http://schemas.openxmlformats.org/officeDocument/2006/bibliography" SelectedStyle="\APASixthEditionOfficeOnline.xsl" StyleName="APA" Version="6"/>
+</file>
+
+<file path=customXml/item4.xml><?xml version="1.0" encoding="utf-8"?>
 <p:properties xmlns:p="http://schemas.microsoft.com/office/2006/metadata/properties" xmlns:xsi="http://www.w3.org/2001/XMLSchema-instance" xmlns:pc="http://schemas.microsoft.com/office/infopath/2007/PartnerControls">
   <documentManagement>
     <TaxCatchAll xmlns="13c90a0b-73bc-4dc0-be5f-28d77b615beb" xsi:nil="true"/>
@@ -25516,19 +25676,6 @@
     </lcf76f155ced4ddcb4097134ff3c332f>
   </documentManagement>
 </p:properties>
-</file>
-
-<file path=customXml/item3.xml><?xml version="1.0" encoding="utf-8"?>
-<b:Sources xmlns:b="http://schemas.openxmlformats.org/officeDocument/2006/bibliography" xmlns="http://schemas.openxmlformats.org/officeDocument/2006/bibliography" SelectedStyle="\APASixthEditionOfficeOnline.xsl" StyleName="APA" Version="6"/>
-</file>
-
-<file path=customXml/item4.xml><?xml version="1.0" encoding="utf-8"?>
-<?mso-contentType ?>
-<FormTemplates xmlns="http://schemas.microsoft.com/sharepoint/v3/contenttype/forms">
-  <Display>DocumentLibraryForm</Display>
-  <Edit>DocumentLibraryForm</Edit>
-  <New>DocumentLibraryForm</New>
-</FormTemplates>
 </file>
 
 <file path=customXml/itemProps1.xml><?xml version="1.0" encoding="utf-8"?>
@@ -25551,12 +25698,9 @@
 </file>
 
 <file path=customXml/itemProps2.xml><?xml version="1.0" encoding="utf-8"?>
-<ds:datastoreItem xmlns:ds="http://schemas.openxmlformats.org/officeDocument/2006/customXml" ds:itemID="{1279454D-02BE-4A9C-A117-DCD1573E2608}">
+<ds:datastoreItem xmlns:ds="http://schemas.openxmlformats.org/officeDocument/2006/customXml" ds:itemID="{10663269-2064-4804-8290-36D4A57F5557}">
   <ds:schemaRefs>
-    <ds:schemaRef ds:uri="http://schemas.microsoft.com/office/2006/metadata/properties"/>
-    <ds:schemaRef ds:uri="http://schemas.microsoft.com/office/infopath/2007/PartnerControls"/>
-    <ds:schemaRef ds:uri="13c90a0b-73bc-4dc0-be5f-28d77b615beb"/>
-    <ds:schemaRef ds:uri="13c93bba-48ce-428c-bfe5-88b42c19b028"/>
+    <ds:schemaRef ds:uri="http://schemas.microsoft.com/sharepoint/v3/contenttype/forms"/>
   </ds:schemaRefs>
 </ds:datastoreItem>
 </file>
@@ -25570,9 +25714,12 @@
 </file>
 
 <file path=customXml/itemProps4.xml><?xml version="1.0" encoding="utf-8"?>
-<ds:datastoreItem xmlns:ds="http://schemas.openxmlformats.org/officeDocument/2006/customXml" ds:itemID="{10663269-2064-4804-8290-36D4A57F5557}">
+<ds:datastoreItem xmlns:ds="http://schemas.openxmlformats.org/officeDocument/2006/customXml" ds:itemID="{1279454D-02BE-4A9C-A117-DCD1573E2608}">
   <ds:schemaRefs>
-    <ds:schemaRef ds:uri="http://schemas.microsoft.com/sharepoint/v3/contenttype/forms"/>
+    <ds:schemaRef ds:uri="http://schemas.microsoft.com/office/2006/metadata/properties"/>
+    <ds:schemaRef ds:uri="http://schemas.microsoft.com/office/infopath/2007/PartnerControls"/>
+    <ds:schemaRef ds:uri="13c90a0b-73bc-4dc0-be5f-28d77b615beb"/>
+    <ds:schemaRef ds:uri="13c93bba-48ce-428c-bfe5-88b42c19b028"/>
   </ds:schemaRefs>
 </ds:datastoreItem>
 </file>